--- a/PDF/Kirankumar_Yadav.docx
+++ b/PDF/Kirankumar_Yadav.docx
@@ -5,6 +5,7 @@
     <w:p>
       <w:pPr>
         <w:spacing w:line="276" w:lineRule="auto"/>
+        <w:jc w:val="both"/>
         <w:rPr>
           <w:rFonts w:ascii="Google Sans Medium" w:eastAsia="EB Garamond" w:hAnsi="Google Sans Medium" w:cs="EB Garamond"/>
           <w:bCs/>
@@ -27,6 +28,7 @@
     <w:p>
       <w:pPr>
         <w:spacing w:line="276" w:lineRule="auto"/>
+        <w:jc w:val="both"/>
         <w:rPr>
           <w:rFonts w:ascii="Google Sans Medium" w:eastAsia="EB Garamond" w:hAnsi="Google Sans Medium" w:cs="EB Garamond"/>
           <w:bCs/>
@@ -163,8 +165,18 @@
             <w:rFonts w:ascii="Google Sans Medium" w:eastAsia="EB Garamond" w:hAnsi="Google Sans Medium" w:cs="EB Garamond"/>
             <w:bCs/>
           </w:rPr>
-          <w:t>linkedin.com/in/iamkirankumaryadav</w:t>
+          <w:t>linkedin.com/in/</w:t>
         </w:r>
+        <w:proofErr w:type="spellStart"/>
+        <w:r>
+          <w:rPr>
+            <w:rStyle w:val="Hyperlink"/>
+            <w:rFonts w:ascii="Google Sans Medium" w:eastAsia="EB Garamond" w:hAnsi="Google Sans Medium" w:cs="EB Garamond"/>
+            <w:bCs/>
+          </w:rPr>
+          <w:t>iamkirankumaryadav</w:t>
+        </w:r>
+        <w:proofErr w:type="spellEnd"/>
       </w:hyperlink>
       <w:r>
         <w:rPr>
@@ -434,17 +446,17 @@
           <w:sz w:val="20"/>
           <w:szCs w:val="20"/>
         </w:rPr>
-        <w:t xml:space="preserve"> and</w:t>
-      </w:r>
-      <w:r>
-        <w:rPr>
-          <w:rFonts w:ascii="Google Sans" w:eastAsia="EB Garamond" w:hAnsi="Google Sans" w:cs="EB Garamond"/>
-          <w:bCs/>
-          <w:color w:val="000000" w:themeColor="text1"/>
-          <w:sz w:val="20"/>
-          <w:szCs w:val="20"/>
-        </w:rPr>
-        <w:t xml:space="preserve"> Prompt Engineering</w:t>
+        <w:t xml:space="preserve"> </w:t>
+      </w:r>
+      <w:r>
+        <w:rPr>
+          <w:rFonts w:ascii="Google Sans" w:eastAsia="EB Garamond" w:hAnsi="Google Sans" w:cs="EB Garamond"/>
+          <w:bCs/>
+          <w:color w:val="000000" w:themeColor="text1"/>
+          <w:sz w:val="20"/>
+          <w:szCs w:val="20"/>
+        </w:rPr>
+        <w:t>Prompt Engineering</w:t>
       </w:r>
     </w:p>
     <w:p>
@@ -592,7 +604,7 @@
           <w:sz w:val="20"/>
           <w:szCs w:val="20"/>
         </w:rPr>
-        <w:t xml:space="preserve"> Jules, and Gemini Code Assist</w:t>
+        <w:t xml:space="preserve"> Jules, Gemini Code Assist</w:t>
       </w:r>
       <w:r>
         <w:rPr>
@@ -760,7 +772,7 @@
           <w:sz w:val="20"/>
           <w:szCs w:val="20"/>
         </w:rPr>
-        <w:t xml:space="preserve"> and GitHub Copilot</w:t>
+        <w:t xml:space="preserve"> GitHub Copilot</w:t>
       </w:r>
     </w:p>
     <w:p>
@@ -868,7 +880,7 @@
           <w:sz w:val="20"/>
           <w:szCs w:val="20"/>
         </w:rPr>
-        <w:t>React, Node.js, HTML, CSS, and Markdown</w:t>
+        <w:t>React, Node.js, HTML, CSS, Markdown</w:t>
       </w:r>
     </w:p>
     <w:p>
@@ -976,7 +988,7 @@
           <w:sz w:val="20"/>
           <w:szCs w:val="20"/>
         </w:rPr>
-        <w:t xml:space="preserve">Tableau, and </w:t>
+        <w:t xml:space="preserve">Tableau, </w:t>
       </w:r>
       <w:r>
         <w:rPr>
@@ -1094,17 +1106,17 @@
           <w:sz w:val="20"/>
           <w:szCs w:val="20"/>
         </w:rPr>
-        <w:t xml:space="preserve"> and</w:t>
-      </w:r>
-      <w:r>
-        <w:rPr>
-          <w:rFonts w:ascii="Google Sans" w:eastAsia="EB Garamond" w:hAnsi="Google Sans" w:cs="EB Garamond"/>
-          <w:bCs/>
-          <w:color w:val="000000" w:themeColor="text1"/>
-          <w:sz w:val="20"/>
-          <w:szCs w:val="20"/>
-        </w:rPr>
-        <w:t xml:space="preserve"> Databrick</w:t>
+        <w:t xml:space="preserve"> </w:t>
+      </w:r>
+      <w:r>
+        <w:rPr>
+          <w:rFonts w:ascii="Google Sans" w:eastAsia="EB Garamond" w:hAnsi="Google Sans" w:cs="EB Garamond"/>
+          <w:bCs/>
+          <w:color w:val="000000" w:themeColor="text1"/>
+          <w:sz w:val="20"/>
+          <w:szCs w:val="20"/>
+        </w:rPr>
+        <w:t>Databrick</w:t>
       </w:r>
       <w:r>
         <w:rPr>
@@ -1212,16 +1224,6 @@
           <w:sz w:val="20"/>
           <w:szCs w:val="20"/>
         </w:rPr>
-        <w:t xml:space="preserve">and </w:t>
-      </w:r>
-      <w:r>
-        <w:rPr>
-          <w:rFonts w:ascii="Google Sans" w:eastAsia="EB Garamond" w:hAnsi="Google Sans" w:cs="EB Garamond"/>
-          <w:bCs/>
-          <w:color w:val="000000" w:themeColor="text1"/>
-          <w:sz w:val="20"/>
-          <w:szCs w:val="20"/>
-        </w:rPr>
         <w:t>SAP Data Intelligence Cloud</w:t>
       </w:r>
     </w:p>
@@ -1350,7 +1352,7 @@
           <w:sz w:val="20"/>
           <w:szCs w:val="20"/>
         </w:rPr>
-        <w:t xml:space="preserve"> and </w:t>
+        <w:t xml:space="preserve"> </w:t>
       </w:r>
       <w:r>
         <w:rPr>
@@ -1438,8 +1440,20 @@
           <w:sz w:val="20"/>
           <w:szCs w:val="20"/>
         </w:rPr>
-        <w:t xml:space="preserve"> Rovo</w:t>
-      </w:r>
+        <w:t xml:space="preserve"> </w:t>
+      </w:r>
+      <w:proofErr w:type="spellStart"/>
+      <w:r>
+        <w:rPr>
+          <w:rFonts w:ascii="Google Sans" w:eastAsia="EB Garamond" w:hAnsi="Google Sans" w:cs="EB Garamond"/>
+          <w:bCs/>
+          <w:color w:val="000000" w:themeColor="text1"/>
+          <w:sz w:val="20"/>
+          <w:szCs w:val="20"/>
+        </w:rPr>
+        <w:t>Rovo</w:t>
+      </w:r>
+      <w:proofErr w:type="spellEnd"/>
       <w:r>
         <w:rPr>
           <w:rFonts w:ascii="Google Sans" w:eastAsia="EB Garamond" w:hAnsi="Google Sans" w:cs="EB Garamond"/>
@@ -1498,17 +1512,17 @@
           <w:sz w:val="20"/>
           <w:szCs w:val="20"/>
         </w:rPr>
-        <w:t xml:space="preserve"> and</w:t>
-      </w:r>
-      <w:r>
-        <w:rPr>
-          <w:rFonts w:ascii="Google Sans" w:eastAsia="EB Garamond" w:hAnsi="Google Sans" w:cs="EB Garamond"/>
-          <w:bCs/>
-          <w:color w:val="000000" w:themeColor="text1"/>
-          <w:sz w:val="20"/>
-          <w:szCs w:val="20"/>
-        </w:rPr>
-        <w:t xml:space="preserve"> GitHub</w:t>
+        <w:t xml:space="preserve"> </w:t>
+      </w:r>
+      <w:r>
+        <w:rPr>
+          <w:rFonts w:ascii="Google Sans" w:eastAsia="EB Garamond" w:hAnsi="Google Sans" w:cs="EB Garamond"/>
+          <w:bCs/>
+          <w:color w:val="000000" w:themeColor="text1"/>
+          <w:sz w:val="20"/>
+          <w:szCs w:val="20"/>
+        </w:rPr>
+        <w:t>GitHub</w:t>
       </w:r>
     </w:p>
     <w:p>
@@ -1555,7 +1569,7 @@
     <w:p>
       <w:pPr>
         <w:spacing w:line="276" w:lineRule="auto"/>
-        <w:jc w:val="center"/>
+        <w:jc w:val="both"/>
         <w:rPr>
           <w:rFonts w:ascii="Google Sans" w:eastAsia="EB Garamond" w:hAnsi="Google Sans" w:cs="EB Garamond"/>
           <w:bCs/>
@@ -1652,136 +1666,6 @@
           <w:color w:val="000000" w:themeColor="text1"/>
         </w:rPr>
         <w:t>2024 - Present)</w:t>
-      </w:r>
-    </w:p>
-    <w:p>
-      <w:pPr>
-        <w:pStyle w:val="NoSpacing"/>
-        <w:spacing w:line="276" w:lineRule="auto"/>
-        <w:jc w:val="both"/>
-        <w:rPr>
-          <w:rFonts w:ascii="Google Sans" w:hAnsi="Google Sans"/>
-          <w:color w:val="000000" w:themeColor="text1"/>
-          <w:sz w:val="22"/>
-          <w:szCs w:val="22"/>
-        </w:rPr>
-      </w:pPr>
-      <w:r>
-        <w:rPr>
-          <w:rFonts w:ascii="Google Sans Medium" w:hAnsi="Google Sans Medium"/>
-          <w:color w:val="000000" w:themeColor="text1"/>
-          <w:sz w:val="22"/>
-          <w:szCs w:val="22"/>
-        </w:rPr>
-        <w:t xml:space="preserve">Generative </w:t>
-      </w:r>
-      <w:r>
-        <w:rPr>
-          <w:rFonts w:ascii="Google Sans Medium" w:hAnsi="Google Sans Medium"/>
-          <w:color w:val="000000" w:themeColor="text1"/>
-          <w:sz w:val="22"/>
-          <w:szCs w:val="22"/>
-        </w:rPr>
-        <w:t>AI</w:t>
-      </w:r>
-      <w:r>
-        <w:rPr>
-          <w:rFonts w:ascii="Google Sans Medium" w:hAnsi="Google Sans Medium"/>
-          <w:color w:val="000000" w:themeColor="text1"/>
-          <w:sz w:val="22"/>
-          <w:szCs w:val="22"/>
-        </w:rPr>
-        <w:t xml:space="preserve"> (GenAI),</w:t>
-      </w:r>
-      <w:r>
-        <w:rPr>
-          <w:rFonts w:ascii="Google Sans Medium" w:hAnsi="Google Sans Medium"/>
-          <w:color w:val="000000" w:themeColor="text1"/>
-          <w:sz w:val="22"/>
-          <w:szCs w:val="22"/>
-        </w:rPr>
-        <w:t xml:space="preserve"> LLM, </w:t>
-      </w:r>
-      <w:r>
-        <w:rPr>
-          <w:rFonts w:ascii="Google Sans Medium" w:hAnsi="Google Sans Medium"/>
-          <w:color w:val="000000" w:themeColor="text1"/>
-          <w:sz w:val="22"/>
-          <w:szCs w:val="22"/>
-        </w:rPr>
-        <w:t>Retrieval Augmented Generation (</w:t>
-      </w:r>
-      <w:r>
-        <w:rPr>
-          <w:rFonts w:ascii="Google Sans Medium" w:hAnsi="Google Sans Medium"/>
-          <w:color w:val="000000" w:themeColor="text1"/>
-          <w:sz w:val="22"/>
-          <w:szCs w:val="22"/>
-        </w:rPr>
-        <w:t>RAG</w:t>
-      </w:r>
-      <w:r>
-        <w:rPr>
-          <w:rFonts w:ascii="Google Sans Medium" w:hAnsi="Google Sans Medium"/>
-          <w:color w:val="000000" w:themeColor="text1"/>
-          <w:sz w:val="22"/>
-          <w:szCs w:val="22"/>
-        </w:rPr>
-        <w:t>)</w:t>
-      </w:r>
-      <w:r>
-        <w:rPr>
-          <w:rFonts w:ascii="Google Sans Medium" w:hAnsi="Google Sans Medium"/>
-          <w:color w:val="000000" w:themeColor="text1"/>
-          <w:sz w:val="22"/>
-          <w:szCs w:val="22"/>
-        </w:rPr>
-        <w:t>,</w:t>
-      </w:r>
-      <w:r>
-        <w:rPr>
-          <w:rFonts w:ascii="Google Sans Medium" w:hAnsi="Google Sans Medium"/>
-          <w:color w:val="000000" w:themeColor="text1"/>
-          <w:sz w:val="22"/>
-          <w:szCs w:val="22"/>
-        </w:rPr>
-        <w:t xml:space="preserve"> Agents,</w:t>
-      </w:r>
-      <w:r>
-        <w:rPr>
-          <w:rFonts w:ascii="Google Sans Medium" w:hAnsi="Google Sans Medium"/>
-          <w:color w:val="000000" w:themeColor="text1"/>
-          <w:sz w:val="22"/>
-          <w:szCs w:val="22"/>
-        </w:rPr>
-        <w:t xml:space="preserve"> </w:t>
-      </w:r>
-      <w:r>
-        <w:rPr>
-          <w:rFonts w:ascii="Google Sans" w:hAnsi="Google Sans"/>
-          <w:color w:val="000000" w:themeColor="text1"/>
-          <w:sz w:val="22"/>
-          <w:szCs w:val="22"/>
-        </w:rPr>
-        <w:t>and</w:t>
-      </w:r>
-      <w:r>
-        <w:rPr>
-          <w:rFonts w:ascii="Google Sans Medium" w:hAnsi="Google Sans Medium"/>
-          <w:color w:val="000000" w:themeColor="text1"/>
-          <w:sz w:val="22"/>
-          <w:szCs w:val="22"/>
-        </w:rPr>
-        <w:t xml:space="preserve"> </w:t>
-      </w:r>
-      <w:r>
-        <w:rPr>
-          <w:rFonts w:ascii="Google Sans Medium" w:hAnsi="Google Sans Medium"/>
-          <w:color w:val="000000" w:themeColor="text1"/>
-          <w:sz w:val="22"/>
-          <w:szCs w:val="22"/>
-        </w:rPr>
-        <w:t>Prompt Engineering</w:t>
       </w:r>
     </w:p>
     <w:p>
@@ -1800,6 +1684,7 @@
           <w:szCs w:val="20"/>
         </w:rPr>
       </w:pPr>
+      <w:proofErr w:type="spellStart"/>
       <w:r>
         <w:rPr>
           <w:rFonts w:ascii="Google Sans Medium" w:hAnsi="Google Sans Medium"/>
@@ -1827,6 +1712,7 @@
         </w:rPr>
         <w:t>GPT</w:t>
       </w:r>
+      <w:proofErr w:type="spellEnd"/>
       <w:r>
         <w:rPr>
           <w:rFonts w:ascii="Google Sans Medium" w:hAnsi="Google Sans Medium"/>
@@ -2255,7 +2141,43 @@
           <w:sz w:val="20"/>
           <w:szCs w:val="20"/>
         </w:rPr>
-        <w:t xml:space="preserve">with strategic prompt engineering </w:t>
+        <w:t xml:space="preserve">with strategic </w:t>
+      </w:r>
+      <w:r>
+        <w:rPr>
+          <w:rFonts w:ascii="Google Sans" w:hAnsi="Google Sans"/>
+          <w:color w:val="000000" w:themeColor="text1"/>
+          <w:sz w:val="20"/>
+          <w:szCs w:val="20"/>
+        </w:rPr>
+        <w:t>p</w:t>
+      </w:r>
+      <w:r>
+        <w:rPr>
+          <w:rFonts w:ascii="Google Sans" w:hAnsi="Google Sans"/>
+          <w:color w:val="000000" w:themeColor="text1"/>
+          <w:sz w:val="20"/>
+          <w:szCs w:val="20"/>
+        </w:rPr>
+        <w:t xml:space="preserve">rompt </w:t>
+      </w:r>
+      <w:r>
+        <w:rPr>
+          <w:rFonts w:ascii="Google Sans" w:hAnsi="Google Sans"/>
+          <w:color w:val="000000" w:themeColor="text1"/>
+          <w:sz w:val="20"/>
+          <w:szCs w:val="20"/>
+        </w:rPr>
+        <w:t>e</w:t>
+      </w:r>
+      <w:r>
+        <w:rPr>
+          <w:rFonts w:ascii="Google Sans" w:hAnsi="Google Sans"/>
+          <w:color w:val="000000" w:themeColor="text1"/>
+          <w:sz w:val="20"/>
+          <w:szCs w:val="20"/>
+        </w:rPr>
+        <w:t xml:space="preserve">ngineering </w:t>
       </w:r>
       <w:r>
         <w:rPr>
@@ -2484,7 +2406,7 @@
           <w:iCs w:val="0"/>
           <w:color w:val="000000" w:themeColor="text1"/>
         </w:rPr>
-        <w:t>LTIMindtree,</w:t>
+        <w:t>LTIM,</w:t>
       </w:r>
       <w:r>
         <w:rPr>
@@ -2561,246 +2483,6 @@
           <w:color w:val="000000" w:themeColor="text1"/>
         </w:rPr>
         <w:t>)</w:t>
-      </w:r>
-    </w:p>
-    <w:p>
-      <w:pPr>
-        <w:pStyle w:val="NoSpacing"/>
-        <w:spacing w:line="276" w:lineRule="auto"/>
-        <w:jc w:val="both"/>
-        <w:rPr>
-          <w:rFonts w:ascii="Google Sans Medium" w:hAnsi="Google Sans Medium"/>
-          <w:color w:val="000000" w:themeColor="text1"/>
-          <w:sz w:val="22"/>
-          <w:szCs w:val="22"/>
-        </w:rPr>
-      </w:pPr>
-      <w:hyperlink r:id="rId11" w:tooltip="FOSFOR" w:history="1">
-        <w:r>
-          <w:rPr>
-            <w:rStyle w:val="Hyperlink"/>
-            <w:rFonts w:ascii="Google Sans Medium" w:hAnsi="Google Sans Medium"/>
-            <w:sz w:val="22"/>
-            <w:szCs w:val="22"/>
-          </w:rPr>
-          <w:t>F</w:t>
-        </w:r>
-        <w:r>
-          <w:rPr>
-            <w:rStyle w:val="Hyperlink"/>
-            <w:rFonts w:ascii="Google Sans Medium" w:hAnsi="Google Sans Medium"/>
-            <w:sz w:val="22"/>
-            <w:szCs w:val="22"/>
-          </w:rPr>
-          <w:t>OSFOR</w:t>
-        </w:r>
-      </w:hyperlink>
-      <w:r>
-        <w:rPr>
-          <w:rFonts w:ascii="Google Sans Medium" w:hAnsi="Google Sans Medium"/>
-          <w:color w:val="000000" w:themeColor="text1"/>
-          <w:sz w:val="22"/>
-          <w:szCs w:val="22"/>
-        </w:rPr>
-        <w:t xml:space="preserve"> (</w:t>
-      </w:r>
-      <w:r>
-        <w:rPr>
-          <w:rFonts w:ascii="Google Sans Medium" w:hAnsi="Google Sans Medium"/>
-          <w:color w:val="000000" w:themeColor="text1"/>
-          <w:sz w:val="22"/>
-          <w:szCs w:val="22"/>
-        </w:rPr>
-        <w:t>Product by LTI</w:t>
-      </w:r>
-      <w:r>
-        <w:rPr>
-          <w:rFonts w:ascii="Google Sans Medium" w:hAnsi="Google Sans Medium"/>
-          <w:color w:val="000000" w:themeColor="text1"/>
-          <w:sz w:val="22"/>
-          <w:szCs w:val="22"/>
-        </w:rPr>
-        <w:t>Mindtree</w:t>
-      </w:r>
-      <w:r>
-        <w:rPr>
-          <w:rFonts w:ascii="Google Sans Medium" w:hAnsi="Google Sans Medium"/>
-          <w:color w:val="000000" w:themeColor="text1"/>
-          <w:sz w:val="22"/>
-          <w:szCs w:val="22"/>
-        </w:rPr>
-        <w:t>)</w:t>
-      </w:r>
-      <w:r>
-        <w:rPr>
-          <w:rFonts w:ascii="Google Sans Medium" w:hAnsi="Google Sans Medium"/>
-          <w:color w:val="000000" w:themeColor="text1"/>
-          <w:sz w:val="22"/>
-          <w:szCs w:val="22"/>
-        </w:rPr>
-        <w:t>: Data Science</w:t>
-      </w:r>
-      <w:r>
-        <w:rPr>
-          <w:rFonts w:ascii="Google Sans" w:hAnsi="Google Sans"/>
-          <w:color w:val="000000" w:themeColor="text1"/>
-          <w:sz w:val="22"/>
-          <w:szCs w:val="22"/>
-        </w:rPr>
-        <w:t>,</w:t>
-      </w:r>
-      <w:r>
-        <w:rPr>
-          <w:rFonts w:ascii="Google Sans Medium" w:hAnsi="Google Sans Medium"/>
-          <w:color w:val="000000" w:themeColor="text1"/>
-          <w:sz w:val="22"/>
-          <w:szCs w:val="22"/>
-        </w:rPr>
-        <w:t xml:space="preserve"> </w:t>
-      </w:r>
-      <w:r>
-        <w:rPr>
-          <w:rFonts w:ascii="Google Sans Medium" w:hAnsi="Google Sans Medium"/>
-          <w:color w:val="000000" w:themeColor="text1"/>
-          <w:sz w:val="22"/>
-          <w:szCs w:val="22"/>
-        </w:rPr>
-        <w:t>DataOps</w:t>
-      </w:r>
-      <w:r>
-        <w:rPr>
-          <w:rFonts w:ascii="Google Sans" w:hAnsi="Google Sans"/>
-          <w:color w:val="000000" w:themeColor="text1"/>
-          <w:sz w:val="22"/>
-          <w:szCs w:val="22"/>
-        </w:rPr>
-        <w:t>,</w:t>
-      </w:r>
-      <w:r>
-        <w:rPr>
-          <w:rFonts w:ascii="Google Sans Medium" w:hAnsi="Google Sans Medium"/>
-          <w:color w:val="000000" w:themeColor="text1"/>
-          <w:sz w:val="22"/>
-          <w:szCs w:val="22"/>
-        </w:rPr>
-        <w:t xml:space="preserve"> </w:t>
-      </w:r>
-      <w:r>
-        <w:rPr>
-          <w:rFonts w:ascii="Google Sans Medium" w:hAnsi="Google Sans Medium"/>
-          <w:color w:val="000000" w:themeColor="text1"/>
-          <w:sz w:val="22"/>
-          <w:szCs w:val="22"/>
-        </w:rPr>
-        <w:t>MLOps</w:t>
-      </w:r>
-      <w:r>
-        <w:rPr>
-          <w:rFonts w:ascii="Google Sans" w:hAnsi="Google Sans"/>
-          <w:color w:val="000000" w:themeColor="text1"/>
-          <w:sz w:val="22"/>
-          <w:szCs w:val="22"/>
-        </w:rPr>
-        <w:t>,</w:t>
-      </w:r>
-      <w:r>
-        <w:rPr>
-          <w:rFonts w:ascii="Google Sans" w:hAnsi="Google Sans"/>
-          <w:color w:val="000000" w:themeColor="text1"/>
-          <w:sz w:val="22"/>
-          <w:szCs w:val="22"/>
-        </w:rPr>
-        <w:t xml:space="preserve"> </w:t>
-      </w:r>
-      <w:r>
-        <w:rPr>
-          <w:rFonts w:ascii="Google Sans Medium" w:hAnsi="Google Sans Medium"/>
-          <w:color w:val="000000" w:themeColor="text1"/>
-          <w:sz w:val="22"/>
-          <w:szCs w:val="22"/>
-        </w:rPr>
-        <w:t>LLMOps</w:t>
-      </w:r>
-      <w:r>
-        <w:rPr>
-          <w:rFonts w:ascii="Google Sans" w:hAnsi="Google Sans"/>
-          <w:color w:val="000000" w:themeColor="text1"/>
-          <w:sz w:val="22"/>
-          <w:szCs w:val="22"/>
-        </w:rPr>
-        <w:t>,</w:t>
-      </w:r>
-      <w:r>
-        <w:rPr>
-          <w:rFonts w:ascii="Google Sans Medium" w:hAnsi="Google Sans Medium"/>
-          <w:color w:val="000000" w:themeColor="text1"/>
-          <w:sz w:val="22"/>
-          <w:szCs w:val="22"/>
-        </w:rPr>
-        <w:t xml:space="preserve"> GenAI</w:t>
-      </w:r>
-      <w:r>
-        <w:rPr>
-          <w:rFonts w:ascii="Google Sans" w:hAnsi="Google Sans"/>
-          <w:color w:val="000000" w:themeColor="text1"/>
-          <w:sz w:val="22"/>
-          <w:szCs w:val="22"/>
-        </w:rPr>
-        <w:t>,</w:t>
-      </w:r>
-      <w:r>
-        <w:rPr>
-          <w:rFonts w:ascii="Google Sans" w:hAnsi="Google Sans"/>
-          <w:color w:val="000000" w:themeColor="text1"/>
-          <w:sz w:val="22"/>
-          <w:szCs w:val="22"/>
-        </w:rPr>
-        <w:t xml:space="preserve"> </w:t>
-      </w:r>
-      <w:r>
-        <w:rPr>
-          <w:rFonts w:ascii="Google Sans Medium" w:hAnsi="Google Sans Medium"/>
-          <w:color w:val="000000" w:themeColor="text1"/>
-          <w:sz w:val="22"/>
-          <w:szCs w:val="22"/>
-        </w:rPr>
-        <w:t>NLP</w:t>
-      </w:r>
-      <w:r>
-        <w:rPr>
-          <w:rFonts w:ascii="Google Sans" w:hAnsi="Google Sans"/>
-          <w:color w:val="000000" w:themeColor="text1"/>
-          <w:sz w:val="22"/>
-          <w:szCs w:val="22"/>
-        </w:rPr>
-        <w:t>, and</w:t>
-      </w:r>
-      <w:r>
-        <w:rPr>
-          <w:rFonts w:ascii="Google Sans Medium" w:hAnsi="Google Sans Medium"/>
-          <w:color w:val="000000" w:themeColor="text1"/>
-          <w:sz w:val="22"/>
-          <w:szCs w:val="22"/>
-        </w:rPr>
-        <w:t xml:space="preserve"> </w:t>
-      </w:r>
-      <w:r>
-        <w:rPr>
-          <w:rFonts w:ascii="Google Sans Medium" w:hAnsi="Google Sans Medium"/>
-          <w:color w:val="000000" w:themeColor="text1"/>
-          <w:sz w:val="22"/>
-          <w:szCs w:val="22"/>
-        </w:rPr>
-        <w:t>NL</w:t>
-      </w:r>
-      <w:r>
-        <w:rPr>
-          <w:rFonts w:ascii="Google Sans Medium" w:hAnsi="Google Sans Medium"/>
-          <w:color w:val="000000" w:themeColor="text1"/>
-          <w:sz w:val="22"/>
-          <w:szCs w:val="22"/>
-        </w:rPr>
-        <w:t>G</w:t>
       </w:r>
     </w:p>
     <w:p>
@@ -2836,6 +2518,30 @@
           <w:sz w:val="20"/>
           <w:szCs w:val="20"/>
         </w:rPr>
+        <w:t>FOSFOR (Product by LTIM)</w:t>
+      </w:r>
+      <w:r>
+        <w:rPr>
+          <w:rStyle w:val="Emphasis"/>
+          <w:rFonts w:ascii="Google Sans Medium" w:eastAsia="EB Garamond" w:hAnsi="Google Sans Medium"/>
+          <w:i w:val="0"/>
+          <w:iCs w:val="0"/>
+          <w:color w:val="000000" w:themeColor="text1"/>
+          <w:sz w:val="20"/>
+          <w:szCs w:val="20"/>
+        </w:rPr>
+        <w:t xml:space="preserve"> </w:t>
+      </w:r>
+      <w:r>
+        <w:rPr>
+          <w:rStyle w:val="Emphasis"/>
+          <w:rFonts w:ascii="Google Sans Medium" w:eastAsia="EB Garamond" w:hAnsi="Google Sans Medium"/>
+          <w:i w:val="0"/>
+          <w:iCs w:val="0"/>
+          <w:color w:val="000000" w:themeColor="text1"/>
+          <w:sz w:val="20"/>
+          <w:szCs w:val="20"/>
+        </w:rPr>
         <w:t>Enterprise AI Cloud:</w:t>
       </w:r>
       <w:r>
@@ -2910,7 +2616,7 @@
         </w:rPr>
         <w:t xml:space="preserve"> of </w:t>
       </w:r>
-      <w:hyperlink r:id="rId12" w:tooltip="Fosfor Decision Cloud" w:history="1">
+      <w:hyperlink r:id="rId11" w:tooltip="Fosfor Decision Cloud" w:history="1">
         <w:r>
           <w:rPr>
             <w:rStyle w:val="Hyperlink"/>
@@ -4144,118 +3850,6 @@
     </w:p>
     <w:p>
       <w:pPr>
-        <w:pStyle w:val="NoSpacing"/>
-        <w:spacing w:line="276" w:lineRule="auto"/>
-        <w:jc w:val="both"/>
-        <w:rPr>
-          <w:rFonts w:ascii="Google Sans Medium" w:hAnsi="Google Sans Medium"/>
-          <w:color w:val="000000" w:themeColor="text1"/>
-          <w:sz w:val="22"/>
-          <w:szCs w:val="22"/>
-        </w:rPr>
-      </w:pPr>
-      <w:r>
-        <w:rPr>
-          <w:rFonts w:ascii="Google Sans Medium" w:hAnsi="Google Sans Medium"/>
-          <w:color w:val="000000" w:themeColor="text1"/>
-          <w:sz w:val="22"/>
-          <w:szCs w:val="22"/>
-        </w:rPr>
-        <w:t>Apple Inc.</w:t>
-      </w:r>
-      <w:r>
-        <w:rPr>
-          <w:rFonts w:ascii="Google Sans Medium" w:hAnsi="Google Sans Medium"/>
-          <w:color w:val="000000" w:themeColor="text1"/>
-          <w:sz w:val="22"/>
-          <w:szCs w:val="22"/>
-        </w:rPr>
-        <w:t xml:space="preserve"> SAP</w:t>
-      </w:r>
-      <w:r>
-        <w:rPr>
-          <w:rFonts w:ascii="Google Sans Medium" w:hAnsi="Google Sans Medium"/>
-          <w:color w:val="000000" w:themeColor="text1"/>
-          <w:sz w:val="22"/>
-          <w:szCs w:val="22"/>
-        </w:rPr>
-        <w:t>: Data Science</w:t>
-      </w:r>
-      <w:r>
-        <w:rPr>
-          <w:rFonts w:ascii="Google Sans Medium" w:hAnsi="Google Sans Medium"/>
-          <w:color w:val="000000" w:themeColor="text1"/>
-          <w:sz w:val="22"/>
-          <w:szCs w:val="22"/>
-        </w:rPr>
-        <w:t xml:space="preserve">, </w:t>
-      </w:r>
-      <w:r>
-        <w:rPr>
-          <w:rFonts w:ascii="Google Sans Medium" w:hAnsi="Google Sans Medium"/>
-          <w:color w:val="000000" w:themeColor="text1"/>
-          <w:sz w:val="22"/>
-          <w:szCs w:val="22"/>
-        </w:rPr>
-        <w:t>Machine Learning Operations (</w:t>
-      </w:r>
-      <w:r>
-        <w:rPr>
-          <w:rFonts w:ascii="Google Sans Medium" w:hAnsi="Google Sans Medium"/>
-          <w:color w:val="000000" w:themeColor="text1"/>
-          <w:sz w:val="22"/>
-          <w:szCs w:val="22"/>
-        </w:rPr>
-        <w:t>MLOps</w:t>
-      </w:r>
-      <w:r>
-        <w:rPr>
-          <w:rFonts w:ascii="Google Sans Medium" w:hAnsi="Google Sans Medium"/>
-          <w:color w:val="000000" w:themeColor="text1"/>
-          <w:sz w:val="22"/>
-          <w:szCs w:val="22"/>
-        </w:rPr>
-        <w:t>)</w:t>
-      </w:r>
-      <w:r>
-        <w:rPr>
-          <w:rFonts w:ascii="Google Sans Medium" w:hAnsi="Google Sans Medium"/>
-          <w:color w:val="000000" w:themeColor="text1"/>
-          <w:sz w:val="22"/>
-          <w:szCs w:val="22"/>
-        </w:rPr>
-        <w:t>,</w:t>
-      </w:r>
-      <w:r>
-        <w:rPr>
-          <w:rFonts w:ascii="Google Sans Medium" w:hAnsi="Google Sans Medium"/>
-          <w:color w:val="000000" w:themeColor="text1"/>
-          <w:sz w:val="22"/>
-          <w:szCs w:val="22"/>
-        </w:rPr>
-        <w:t xml:space="preserve"> </w:t>
-      </w:r>
-      <w:r>
-        <w:rPr>
-          <w:rFonts w:ascii="Google Sans" w:hAnsi="Google Sans"/>
-          <w:color w:val="000000" w:themeColor="text1"/>
-          <w:sz w:val="22"/>
-          <w:szCs w:val="22"/>
-        </w:rPr>
-        <w:t>and</w:t>
-      </w:r>
-      <w:r>
-        <w:rPr>
-          <w:rFonts w:ascii="Google Sans Medium" w:hAnsi="Google Sans Medium"/>
-          <w:color w:val="000000" w:themeColor="text1"/>
-          <w:sz w:val="22"/>
-          <w:szCs w:val="22"/>
-        </w:rPr>
-        <w:t xml:space="preserve"> Business Intelligence (BI)</w:t>
-      </w:r>
-    </w:p>
-    <w:p>
-      <w:pPr>
         <w:pStyle w:val="ListParagraph"/>
         <w:numPr>
           <w:ilvl w:val="0"/>
@@ -4279,7 +3873,17 @@
           <w:sz w:val="20"/>
           <w:szCs w:val="20"/>
         </w:rPr>
-        <w:t>MLOps with SAP Global System Platform:</w:t>
+        <w:t>Apple Inc. with</w:t>
+      </w:r>
+      <w:r>
+        <w:rPr>
+          <w:rFonts w:ascii="Google Sans Medium" w:eastAsia="EB Garamond" w:hAnsi="Google Sans Medium" w:cs="EB Garamond"/>
+          <w:bCs/>
+          <w:color w:val="000000" w:themeColor="text1"/>
+          <w:sz w:val="20"/>
+          <w:szCs w:val="20"/>
+        </w:rPr>
+        <w:t xml:space="preserve"> SAP Global System Platform:</w:t>
       </w:r>
       <w:r>
         <w:rPr>
@@ -4349,17 +3953,27 @@
           <w:sz w:val="20"/>
           <w:szCs w:val="20"/>
         </w:rPr>
-        <w:t xml:space="preserve"> (portfolio of</w:t>
-      </w:r>
-      <w:r>
-        <w:rPr>
-          <w:rFonts w:ascii="Google Sans" w:eastAsia="EB Garamond" w:hAnsi="Google Sans" w:cs="EB Garamond"/>
-          <w:bCs/>
-          <w:color w:val="000000" w:themeColor="text1"/>
-          <w:sz w:val="20"/>
-          <w:szCs w:val="20"/>
-        </w:rPr>
-        <w:t xml:space="preserve"> SAP Business AI Data Cloud</w:t>
+        <w:t xml:space="preserve"> (</w:t>
+      </w:r>
+      <w:r>
+        <w:rPr>
+          <w:rFonts w:ascii="Google Sans" w:eastAsia="EB Garamond" w:hAnsi="Google Sans" w:cs="EB Garamond"/>
+          <w:bCs/>
+          <w:color w:val="000000" w:themeColor="text1"/>
+          <w:sz w:val="20"/>
+          <w:szCs w:val="20"/>
+        </w:rPr>
+        <w:t>SAP Business AI Data Cloud</w:t>
+      </w:r>
+      <w:r>
+        <w:rPr>
+          <w:rFonts w:ascii="Google Sans" w:eastAsia="EB Garamond" w:hAnsi="Google Sans" w:cs="EB Garamond"/>
+          <w:bCs/>
+          <w:color w:val="000000" w:themeColor="text1"/>
+          <w:sz w:val="20"/>
+          <w:szCs w:val="20"/>
+        </w:rPr>
+        <w:t xml:space="preserve"> Portfolio</w:t>
       </w:r>
       <w:r>
         <w:rPr>
@@ -4427,75 +4041,6 @@
           <w:sz w:val="20"/>
           <w:szCs w:val="20"/>
         </w:rPr>
-        <w:t xml:space="preserve">Project Management Optimization: </w:t>
-      </w:r>
-      <w:r>
-        <w:rPr>
-          <w:rFonts w:ascii="Google Sans" w:eastAsia="EB Garamond" w:hAnsi="Google Sans" w:cs="EB Garamond"/>
-          <w:bCs/>
-          <w:color w:val="000000" w:themeColor="text1"/>
-          <w:sz w:val="20"/>
-          <w:szCs w:val="20"/>
-        </w:rPr>
-        <w:t xml:space="preserve">Delivered </w:t>
-      </w:r>
-      <w:r>
-        <w:rPr>
-          <w:rFonts w:ascii="Google Sans" w:eastAsia="EB Garamond" w:hAnsi="Google Sans" w:cs="EB Garamond"/>
-          <w:bCs/>
-          <w:color w:val="000000" w:themeColor="text1"/>
-          <w:sz w:val="20"/>
-          <w:szCs w:val="20"/>
-        </w:rPr>
-        <w:t>5</w:t>
-      </w:r>
-      <w:r>
-        <w:rPr>
-          <w:rFonts w:ascii="Google Sans" w:eastAsia="EB Garamond" w:hAnsi="Google Sans" w:cs="EB Garamond"/>
-          <w:bCs/>
-          <w:color w:val="000000" w:themeColor="text1"/>
-          <w:sz w:val="20"/>
-          <w:szCs w:val="20"/>
-        </w:rPr>
-        <w:t>5% faster project outcomes by deploying AI-powered Wrike</w:t>
-      </w:r>
-      <w:r>
-        <w:rPr>
-          <w:rFonts w:ascii="Google Sans Medium" w:eastAsia="EB Garamond" w:hAnsi="Google Sans Medium" w:cs="EB Garamond"/>
-          <w:bCs/>
-          <w:color w:val="000000" w:themeColor="text1"/>
-          <w:sz w:val="20"/>
-          <w:szCs w:val="20"/>
-        </w:rPr>
-        <w:t>.</w:t>
-      </w:r>
-    </w:p>
-    <w:p>
-      <w:pPr>
-        <w:pStyle w:val="ListParagraph"/>
-        <w:numPr>
-          <w:ilvl w:val="0"/>
-          <w:numId w:val="2"/>
-        </w:numPr>
-        <w:spacing w:line="276" w:lineRule="auto"/>
-        <w:jc w:val="both"/>
-        <w:rPr>
-          <w:rFonts w:ascii="Google Sans" w:eastAsia="EB Garamond" w:hAnsi="Google Sans" w:cs="EB Garamond"/>
-          <w:bCs/>
-          <w:color w:val="000000" w:themeColor="text1"/>
-          <w:sz w:val="20"/>
-          <w:szCs w:val="20"/>
-        </w:rPr>
-      </w:pPr>
-      <w:r>
-        <w:rPr>
-          <w:rFonts w:ascii="Google Sans Medium" w:eastAsia="EB Garamond" w:hAnsi="Google Sans Medium" w:cs="EB Garamond"/>
-          <w:bCs/>
-          <w:color w:val="000000" w:themeColor="text1"/>
-          <w:sz w:val="20"/>
-          <w:szCs w:val="20"/>
-        </w:rPr>
-        <w:lastRenderedPageBreak/>
         <w:t xml:space="preserve">SAP Platform Integration: </w:t>
       </w:r>
       <w:r>
@@ -4688,7 +4233,7 @@
         </w:rPr>
         <w:t xml:space="preserve"> </w:t>
       </w:r>
-      <w:hyperlink r:id="rId13" w:tooltip="SAP Data Intelligence" w:history="1">
+      <w:hyperlink r:id="rId12" w:tooltip="SAP Data Intelligence" w:history="1">
         <w:r>
           <w:rPr>
             <w:rStyle w:val="Hyperlink"/>
@@ -4820,6 +4365,7 @@
         </w:rPr>
         <w:t>zero data integrity issues.</w:t>
       </w:r>
+      <w:bookmarkStart w:id="0" w:name="_Hlk114991973"/>
     </w:p>
     <w:p>
       <w:pPr>
@@ -4831,246 +4377,56 @@
         <w:spacing w:line="276" w:lineRule="auto"/>
         <w:jc w:val="both"/>
         <w:rPr>
-          <w:rFonts w:ascii="Google Sans" w:eastAsia="EB Garamond" w:hAnsi="Google Sans" w:cs="EB Garamond"/>
-          <w:bCs/>
-          <w:color w:val="000000" w:themeColor="text1"/>
-          <w:sz w:val="20"/>
-          <w:szCs w:val="20"/>
-        </w:rPr>
-      </w:pPr>
-      <w:r>
-        <w:rPr>
-          <w:rFonts w:ascii="Google Sans Medium" w:eastAsia="EB Garamond" w:hAnsi="Google Sans Medium" w:cs="EB Garamond"/>
-          <w:bCs/>
-          <w:color w:val="000000" w:themeColor="text1"/>
-          <w:sz w:val="20"/>
-          <w:szCs w:val="20"/>
-        </w:rPr>
-        <w:t>DevSecOps Automation:</w:t>
-      </w:r>
-      <w:r>
-        <w:rPr>
-          <w:rFonts w:ascii="Google Sans" w:eastAsia="EB Garamond" w:hAnsi="Google Sans" w:cs="EB Garamond"/>
-          <w:bCs/>
-          <w:color w:val="000000" w:themeColor="text1"/>
-          <w:sz w:val="20"/>
-          <w:szCs w:val="20"/>
-        </w:rPr>
-        <w:t xml:space="preserve"> Partnered and collaborated</w:t>
-      </w:r>
-      <w:r>
-        <w:rPr>
-          <w:rFonts w:ascii="Google Sans" w:eastAsia="EB Garamond" w:hAnsi="Google Sans" w:cs="EB Garamond"/>
-          <w:bCs/>
-          <w:color w:val="000000" w:themeColor="text1"/>
-          <w:sz w:val="20"/>
-          <w:szCs w:val="20"/>
-        </w:rPr>
-        <w:t xml:space="preserve"> with </w:t>
-      </w:r>
-      <w:r>
-        <w:rPr>
-          <w:rFonts w:ascii="Google Sans" w:eastAsia="EB Garamond" w:hAnsi="Google Sans" w:cs="EB Garamond"/>
-          <w:bCs/>
-          <w:color w:val="000000" w:themeColor="text1"/>
-          <w:sz w:val="20"/>
-          <w:szCs w:val="20"/>
-        </w:rPr>
-        <w:t xml:space="preserve">the </w:t>
-      </w:r>
-      <w:r>
-        <w:rPr>
-          <w:rFonts w:ascii="Google Sans" w:eastAsia="EB Garamond" w:hAnsi="Google Sans" w:cs="EB Garamond"/>
-          <w:bCs/>
-          <w:color w:val="000000" w:themeColor="text1"/>
-          <w:sz w:val="20"/>
-          <w:szCs w:val="20"/>
-        </w:rPr>
-        <w:t>DevSecOps</w:t>
-      </w:r>
-      <w:r>
-        <w:rPr>
-          <w:rFonts w:ascii="Google Sans" w:eastAsia="EB Garamond" w:hAnsi="Google Sans" w:cs="EB Garamond"/>
-          <w:bCs/>
-          <w:color w:val="000000" w:themeColor="text1"/>
-          <w:sz w:val="20"/>
-          <w:szCs w:val="20"/>
-        </w:rPr>
-        <w:t xml:space="preserve"> </w:t>
-      </w:r>
-      <w:r>
-        <w:rPr>
-          <w:rFonts w:ascii="Google Sans" w:eastAsia="EB Garamond" w:hAnsi="Google Sans" w:cs="EB Garamond"/>
-          <w:bCs/>
-          <w:color w:val="000000" w:themeColor="text1"/>
-          <w:sz w:val="20"/>
-          <w:szCs w:val="20"/>
-        </w:rPr>
-        <w:t>t</w:t>
-      </w:r>
-      <w:r>
-        <w:rPr>
-          <w:rFonts w:ascii="Google Sans" w:eastAsia="EB Garamond" w:hAnsi="Google Sans" w:cs="EB Garamond"/>
-          <w:bCs/>
-          <w:color w:val="000000" w:themeColor="text1"/>
-          <w:sz w:val="20"/>
-          <w:szCs w:val="20"/>
-        </w:rPr>
-        <w:t xml:space="preserve">eam </w:t>
-      </w:r>
-      <w:r>
-        <w:rPr>
-          <w:rFonts w:ascii="Google Sans" w:eastAsia="EB Garamond" w:hAnsi="Google Sans" w:cs="EB Garamond"/>
-          <w:bCs/>
-          <w:color w:val="000000" w:themeColor="text1"/>
-          <w:sz w:val="20"/>
-          <w:szCs w:val="20"/>
-        </w:rPr>
-        <w:t xml:space="preserve">to automate </w:t>
-      </w:r>
-      <w:r>
-        <w:rPr>
-          <w:rFonts w:ascii="Google Sans" w:eastAsia="EB Garamond" w:hAnsi="Google Sans" w:cs="EB Garamond"/>
-          <w:bCs/>
-          <w:color w:val="000000" w:themeColor="text1"/>
-          <w:sz w:val="20"/>
-          <w:szCs w:val="20"/>
-        </w:rPr>
-        <w:t>Jenkins</w:t>
-      </w:r>
-      <w:r>
-        <w:rPr>
-          <w:rFonts w:ascii="Google Sans" w:eastAsia="EB Garamond" w:hAnsi="Google Sans" w:cs="EB Garamond"/>
-          <w:bCs/>
-          <w:color w:val="000000" w:themeColor="text1"/>
-          <w:sz w:val="20"/>
-          <w:szCs w:val="20"/>
-        </w:rPr>
-        <w:t xml:space="preserve"> pipeline</w:t>
-      </w:r>
-      <w:r>
-        <w:rPr>
-          <w:rFonts w:ascii="Google Sans" w:eastAsia="EB Garamond" w:hAnsi="Google Sans" w:cs="EB Garamond"/>
-          <w:bCs/>
-          <w:color w:val="000000" w:themeColor="text1"/>
-          <w:sz w:val="20"/>
-          <w:szCs w:val="20"/>
-        </w:rPr>
-        <w:t>s</w:t>
-      </w:r>
-      <w:r>
-        <w:rPr>
-          <w:rFonts w:ascii="Google Sans" w:eastAsia="EB Garamond" w:hAnsi="Google Sans" w:cs="EB Garamond"/>
-          <w:bCs/>
-          <w:color w:val="000000" w:themeColor="text1"/>
-          <w:sz w:val="20"/>
-          <w:szCs w:val="20"/>
-        </w:rPr>
-        <w:t>,</w:t>
-      </w:r>
-      <w:r>
-        <w:rPr>
-          <w:rFonts w:ascii="Google Sans" w:eastAsia="EB Garamond" w:hAnsi="Google Sans" w:cs="EB Garamond"/>
-          <w:bCs/>
-          <w:color w:val="000000" w:themeColor="text1"/>
-          <w:sz w:val="20"/>
-          <w:szCs w:val="20"/>
-        </w:rPr>
-        <w:t xml:space="preserve"> </w:t>
-      </w:r>
-      <w:r>
-        <w:rPr>
-          <w:rFonts w:ascii="Google Sans" w:eastAsia="EB Garamond" w:hAnsi="Google Sans" w:cs="EB Garamond"/>
-          <w:bCs/>
-          <w:color w:val="000000" w:themeColor="text1"/>
-          <w:sz w:val="20"/>
-          <w:szCs w:val="20"/>
-        </w:rPr>
-        <w:t>re</w:t>
-      </w:r>
-      <w:r>
-        <w:rPr>
-          <w:rFonts w:ascii="Google Sans" w:eastAsia="EB Garamond" w:hAnsi="Google Sans" w:cs="EB Garamond"/>
-          <w:bCs/>
-          <w:color w:val="000000" w:themeColor="text1"/>
-          <w:sz w:val="20"/>
-          <w:szCs w:val="20"/>
-        </w:rPr>
-        <w:t>du</w:t>
-      </w:r>
-      <w:r>
-        <w:rPr>
-          <w:rFonts w:ascii="Google Sans" w:eastAsia="EB Garamond" w:hAnsi="Google Sans" w:cs="EB Garamond"/>
-          <w:bCs/>
-          <w:color w:val="000000" w:themeColor="text1"/>
-          <w:sz w:val="20"/>
-          <w:szCs w:val="20"/>
-        </w:rPr>
-        <w:t>cing</w:t>
-      </w:r>
-      <w:r>
-        <w:rPr>
-          <w:rFonts w:ascii="Google Sans" w:eastAsia="EB Garamond" w:hAnsi="Google Sans" w:cs="EB Garamond"/>
-          <w:bCs/>
-          <w:color w:val="000000" w:themeColor="text1"/>
-          <w:sz w:val="20"/>
-          <w:szCs w:val="20"/>
-        </w:rPr>
-        <w:t xml:space="preserve"> deployment time</w:t>
-      </w:r>
-      <w:r>
-        <w:rPr>
-          <w:rFonts w:ascii="Google Sans" w:eastAsia="EB Garamond" w:hAnsi="Google Sans" w:cs="EB Garamond"/>
-          <w:bCs/>
-          <w:color w:val="000000" w:themeColor="text1"/>
-          <w:sz w:val="20"/>
-          <w:szCs w:val="20"/>
-        </w:rPr>
-        <w:t xml:space="preserve"> by </w:t>
-      </w:r>
-      <w:r>
-        <w:rPr>
-          <w:rFonts w:ascii="Google Sans" w:eastAsia="EB Garamond" w:hAnsi="Google Sans" w:cs="EB Garamond"/>
-          <w:bCs/>
-          <w:color w:val="000000" w:themeColor="text1"/>
-          <w:sz w:val="20"/>
-          <w:szCs w:val="20"/>
-        </w:rPr>
-        <w:t>9</w:t>
-      </w:r>
-      <w:r>
-        <w:rPr>
-          <w:rFonts w:ascii="Google Sans" w:eastAsia="EB Garamond" w:hAnsi="Google Sans" w:cs="EB Garamond"/>
-          <w:bCs/>
-          <w:color w:val="000000" w:themeColor="text1"/>
-          <w:sz w:val="20"/>
-          <w:szCs w:val="20"/>
-        </w:rPr>
-        <w:t>0%</w:t>
-      </w:r>
-      <w:r>
-        <w:rPr>
-          <w:rFonts w:ascii="Google Sans" w:eastAsia="EB Garamond" w:hAnsi="Google Sans" w:cs="EB Garamond"/>
-          <w:bCs/>
-          <w:color w:val="000000" w:themeColor="text1"/>
-          <w:sz w:val="20"/>
-          <w:szCs w:val="20"/>
-        </w:rPr>
-        <w:t xml:space="preserve"> through streamlined build and promotion process</w:t>
-      </w:r>
-      <w:r>
-        <w:rPr>
-          <w:rFonts w:ascii="Google Sans" w:eastAsia="EB Garamond" w:hAnsi="Google Sans" w:cs="EB Garamond"/>
-          <w:bCs/>
-          <w:color w:val="000000" w:themeColor="text1"/>
-          <w:sz w:val="20"/>
-          <w:szCs w:val="20"/>
-        </w:rPr>
-        <w:t>es</w:t>
-      </w:r>
-      <w:r>
-        <w:rPr>
-          <w:rFonts w:ascii="Google Sans" w:eastAsia="EB Garamond" w:hAnsi="Google Sans" w:cs="EB Garamond"/>
+          <w:rFonts w:ascii="Google Sans Medium" w:eastAsia="EB Garamond" w:hAnsi="Google Sans Medium" w:cs="EB Garamond"/>
+          <w:bCs/>
+          <w:color w:val="000000" w:themeColor="text1"/>
+          <w:sz w:val="20"/>
+          <w:szCs w:val="20"/>
+        </w:rPr>
+      </w:pPr>
+      <w:r>
+        <w:rPr>
+          <w:rFonts w:ascii="Google Sans Medium" w:eastAsia="EB Garamond" w:hAnsi="Google Sans Medium" w:cs="EB Garamond"/>
+          <w:bCs/>
+          <w:color w:val="000000" w:themeColor="text1"/>
+          <w:sz w:val="20"/>
+          <w:szCs w:val="20"/>
+        </w:rPr>
+        <w:t xml:space="preserve">Project Management Optimization: </w:t>
+      </w:r>
+      <w:r>
+        <w:rPr>
+          <w:rFonts w:ascii="Google Sans" w:eastAsia="EB Garamond" w:hAnsi="Google Sans" w:cs="EB Garamond"/>
+          <w:bCs/>
+          <w:color w:val="000000" w:themeColor="text1"/>
+          <w:sz w:val="20"/>
+          <w:szCs w:val="20"/>
+        </w:rPr>
+        <w:t xml:space="preserve">Delivered </w:t>
+      </w:r>
+      <w:r>
+        <w:rPr>
+          <w:rFonts w:ascii="Google Sans" w:eastAsia="EB Garamond" w:hAnsi="Google Sans" w:cs="EB Garamond"/>
+          <w:bCs/>
+          <w:color w:val="000000" w:themeColor="text1"/>
+          <w:sz w:val="20"/>
+          <w:szCs w:val="20"/>
+        </w:rPr>
+        <w:t>5</w:t>
+      </w:r>
+      <w:r>
+        <w:rPr>
+          <w:rFonts w:ascii="Google Sans" w:eastAsia="EB Garamond" w:hAnsi="Google Sans" w:cs="EB Garamond"/>
+          <w:bCs/>
+          <w:color w:val="000000" w:themeColor="text1"/>
+          <w:sz w:val="20"/>
+          <w:szCs w:val="20"/>
+        </w:rPr>
+        <w:t>5% faster project outcomes by deploying AI-powered Wrike</w:t>
+      </w:r>
+      <w:r>
+        <w:rPr>
+          <w:rFonts w:ascii="Google Sans Medium" w:eastAsia="EB Garamond" w:hAnsi="Google Sans Medium" w:cs="EB Garamond"/>
           <w:bCs/>
           <w:color w:val="000000" w:themeColor="text1"/>
           <w:sz w:val="20"/>
@@ -5078,24 +4434,6 @@
         </w:rPr>
         <w:t>.</w:t>
       </w:r>
-      <w:bookmarkStart w:id="0" w:name="_Hlk114991973"/>
-    </w:p>
-    <w:p>
-      <w:pPr>
-        <w:tabs>
-          <w:tab w:val="left" w:pos="1134"/>
-          <w:tab w:val="right" w:pos="10503"/>
-        </w:tabs>
-        <w:spacing w:line="276" w:lineRule="auto"/>
-        <w:jc w:val="both"/>
-        <w:rPr>
-          <w:rFonts w:ascii="Google Sans Medium" w:eastAsia="EB Garamond" w:hAnsi="Google Sans Medium" w:cs="EB Garamond"/>
-          <w:bCs/>
-          <w:color w:val="000000" w:themeColor="text1"/>
-          <w:sz w:val="20"/>
-          <w:szCs w:val="20"/>
-        </w:rPr>
-      </w:pPr>
     </w:p>
     <w:p>
       <w:pPr>
@@ -5116,6 +4454,7 @@
           <w:sz w:val="22"/>
           <w:szCs w:val="22"/>
         </w:rPr>
+        <w:lastRenderedPageBreak/>
         <w:t>Apple</w:t>
       </w:r>
       <w:r>
@@ -6362,7 +5701,7 @@
         </w:rPr>
         <w:t xml:space="preserve">with </w:t>
       </w:r>
-      <w:hyperlink r:id="rId14" w:history="1">
+      <w:hyperlink r:id="rId13" w:history="1">
         <w:r>
           <w:rPr>
             <w:rStyle w:val="Hyperlink"/>
@@ -6384,7 +5723,7 @@
         </w:rPr>
         <w:t xml:space="preserve"> and </w:t>
       </w:r>
-      <w:hyperlink r:id="rId15" w:history="1">
+      <w:hyperlink r:id="rId14" w:history="1">
         <w:r>
           <w:rPr>
             <w:rStyle w:val="Hyperlink"/>
@@ -7716,16 +7055,48 @@
         <w:spacing w:line="276" w:lineRule="auto"/>
         <w:jc w:val="both"/>
         <w:rPr>
-          <w:rStyle w:val="Emphasis"/>
-          <w:rFonts w:ascii="Google Sans Medium" w:eastAsia="EB Garamond" w:hAnsi="Google Sans Medium" w:cs="EB Garamond"/>
-          <w:bCs/>
-          <w:i w:val="0"/>
-          <w:iCs w:val="0"/>
-          <w:color w:val="000000" w:themeColor="text1"/>
-          <w:sz w:val="20"/>
-          <w:szCs w:val="20"/>
-        </w:rPr>
-      </w:pPr>
+          <w:rFonts w:ascii="Google Sans Medium" w:eastAsia="EB Garamond" w:hAnsi="Google Sans Medium" w:cs="EB Garamond"/>
+          <w:bCs/>
+          <w:color w:val="000000" w:themeColor="text1"/>
+          <w:sz w:val="20"/>
+          <w:szCs w:val="20"/>
+        </w:rPr>
+      </w:pPr>
+      <w:hyperlink r:id="rId15" w:history="1">
+        <w:r>
+          <w:rPr>
+            <w:rStyle w:val="Hyperlink"/>
+            <w:rFonts w:ascii="Google Sans Medium" w:eastAsia="EB Garamond" w:hAnsi="Google Sans Medium"/>
+            <w:sz w:val="20"/>
+            <w:szCs w:val="20"/>
+          </w:rPr>
+          <w:t>Google AI Professional Certificate</w:t>
+        </w:r>
+      </w:hyperlink>
+      <w:r>
+        <w:rPr>
+          <w:rStyle w:val="Emphasis"/>
+          <w:rFonts w:ascii="Google Sans Medium" w:eastAsia="EB Garamond" w:hAnsi="Google Sans Medium"/>
+          <w:i w:val="0"/>
+          <w:iCs w:val="0"/>
+          <w:color w:val="000000" w:themeColor="text1"/>
+          <w:sz w:val="20"/>
+          <w:szCs w:val="20"/>
+        </w:rPr>
+        <w:t xml:space="preserve"> |</w:t>
+      </w:r>
+      <w:r>
+        <w:rPr>
+          <w:rStyle w:val="Emphasis"/>
+          <w:rFonts w:ascii="Google Sans Medium" w:eastAsia="EB Garamond" w:hAnsi="Google Sans Medium"/>
+          <w:i w:val="0"/>
+          <w:iCs w:val="0"/>
+          <w:color w:val="000000" w:themeColor="text1"/>
+          <w:sz w:val="20"/>
+          <w:szCs w:val="20"/>
+        </w:rPr>
+        <w:t xml:space="preserve"> </w:t>
+      </w:r>
       <w:hyperlink r:id="rId16" w:history="1">
         <w:r>
           <w:rPr>
@@ -7734,7 +7105,7 @@
             <w:sz w:val="20"/>
             <w:szCs w:val="20"/>
           </w:rPr>
-          <w:t>Google AI Professional</w:t>
+          <w:t>Generative AI Leader Professional Certificate</w:t>
         </w:r>
       </w:hyperlink>
       <w:r>
@@ -7747,7 +7118,19 @@
           <w:sz w:val="20"/>
           <w:szCs w:val="20"/>
         </w:rPr>
-        <w:t xml:space="preserve"> |</w:t>
+        <w:t xml:space="preserve"> </w:t>
+      </w:r>
+      <w:r>
+        <w:rPr>
+          <w:rStyle w:val="Emphasis"/>
+          <w:rFonts w:ascii="Google Sans Medium" w:eastAsia="EB Garamond" w:hAnsi="Google Sans Medium"/>
+          <w:i w:val="0"/>
+          <w:iCs w:val="0"/>
+          <w:color w:val="000000" w:themeColor="text1"/>
+          <w:sz w:val="20"/>
+          <w:szCs w:val="20"/>
+        </w:rPr>
+        <w:t>|</w:t>
       </w:r>
       <w:r>
         <w:rPr>
@@ -7769,88 +7152,7 @@
             <w:sz w:val="20"/>
             <w:szCs w:val="20"/>
           </w:rPr>
-          <w:t>Generative AI Leader</w:t>
-        </w:r>
-      </w:hyperlink>
-      <w:r>
-        <w:rPr>
-          <w:rStyle w:val="Emphasis"/>
-          <w:rFonts w:ascii="Google Sans Medium" w:eastAsia="EB Garamond" w:hAnsi="Google Sans Medium"/>
-          <w:i w:val="0"/>
-          <w:iCs w:val="0"/>
-          <w:color w:val="000000" w:themeColor="text1"/>
-          <w:sz w:val="20"/>
-          <w:szCs w:val="20"/>
-        </w:rPr>
-        <w:t xml:space="preserve"> </w:t>
-      </w:r>
-      <w:r>
-        <w:rPr>
-          <w:rStyle w:val="Emphasis"/>
-          <w:rFonts w:ascii="Google Sans Medium" w:eastAsia="EB Garamond" w:hAnsi="Google Sans Medium"/>
-          <w:i w:val="0"/>
-          <w:iCs w:val="0"/>
-          <w:color w:val="000000" w:themeColor="text1"/>
-          <w:sz w:val="20"/>
-          <w:szCs w:val="20"/>
-        </w:rPr>
-        <w:t xml:space="preserve">| </w:t>
-      </w:r>
-      <w:hyperlink r:id="rId18" w:history="1">
-        <w:r>
-          <w:rPr>
-            <w:rStyle w:val="Hyperlink"/>
-            <w:rFonts w:ascii="Google Sans Medium" w:eastAsia="EB Garamond" w:hAnsi="Google Sans Medium"/>
-            <w:sz w:val="20"/>
-            <w:szCs w:val="20"/>
-          </w:rPr>
-          <w:t>Google Prompting Essentials</w:t>
-        </w:r>
-      </w:hyperlink>
-      <w:r>
-        <w:rPr>
-          <w:rStyle w:val="Emphasis"/>
-          <w:rFonts w:ascii="Google Sans Medium" w:eastAsia="EB Garamond" w:hAnsi="Google Sans Medium"/>
-          <w:i w:val="0"/>
-          <w:iCs w:val="0"/>
-          <w:color w:val="000000" w:themeColor="text1"/>
-          <w:sz w:val="20"/>
-          <w:szCs w:val="20"/>
-        </w:rPr>
-        <w:t xml:space="preserve"> | </w:t>
-      </w:r>
-      <w:hyperlink r:id="rId19" w:history="1">
-        <w:r>
-          <w:rPr>
-            <w:rStyle w:val="Hyperlink"/>
-            <w:rFonts w:ascii="Google Sans Medium" w:eastAsia="EB Garamond" w:hAnsi="Google Sans Medium"/>
-            <w:sz w:val="20"/>
-            <w:szCs w:val="20"/>
-          </w:rPr>
-          <w:t>Google Developer</w:t>
-        </w:r>
-      </w:hyperlink>
-      <w:r>
-        <w:rPr>
-          <w:rStyle w:val="Emphasis"/>
-          <w:rFonts w:ascii="Google Sans Medium" w:eastAsia="EB Garamond" w:hAnsi="Google Sans Medium"/>
-          <w:i w:val="0"/>
-          <w:iCs w:val="0"/>
-          <w:color w:val="000000" w:themeColor="text1"/>
-          <w:sz w:val="20"/>
-          <w:szCs w:val="20"/>
-        </w:rPr>
-        <w:t xml:space="preserve"> | </w:t>
-      </w:r>
-      <w:hyperlink r:id="rId20" w:history="1">
-        <w:r>
-          <w:rPr>
-            <w:rStyle w:val="Hyperlink"/>
-            <w:rFonts w:ascii="Google Sans Medium" w:eastAsia="EB Garamond" w:hAnsi="Google Sans Medium"/>
-            <w:sz w:val="20"/>
-            <w:szCs w:val="20"/>
-          </w:rPr>
-          <w:t>Skill Badges</w:t>
+          <w:t>Google Skill Badges</w:t>
         </w:r>
       </w:hyperlink>
     </w:p>
@@ -7868,8 +7170,105 @@
         <w:spacing w:line="276" w:lineRule="auto"/>
         <w:jc w:val="both"/>
         <w:rPr>
-          <w:rFonts w:ascii="Google Sans Medium" w:eastAsia="EB Garamond" w:hAnsi="Google Sans Medium" w:cs="EB Garamond"/>
-          <w:bCs/>
+          <w:rStyle w:val="Emphasis"/>
+          <w:rFonts w:ascii="Google Sans Medium" w:eastAsia="EB Garamond" w:hAnsi="Google Sans Medium" w:cs="EB Garamond"/>
+          <w:bCs/>
+          <w:i w:val="0"/>
+          <w:iCs w:val="0"/>
+          <w:color w:val="000000" w:themeColor="text1"/>
+          <w:sz w:val="20"/>
+          <w:szCs w:val="20"/>
+        </w:rPr>
+      </w:pPr>
+      <w:hyperlink r:id="rId18" w:history="1">
+        <w:r>
+          <w:rPr>
+            <w:rStyle w:val="Hyperlink"/>
+            <w:rFonts w:ascii="Google Sans Medium" w:eastAsia="EB Garamond" w:hAnsi="Google Sans Medium"/>
+            <w:sz w:val="20"/>
+            <w:szCs w:val="20"/>
+          </w:rPr>
+          <w:t>Google AI Essentials</w:t>
+        </w:r>
+      </w:hyperlink>
+      <w:r>
+        <w:rPr>
+          <w:rStyle w:val="Emphasis"/>
+          <w:rFonts w:ascii="Google Sans Medium" w:eastAsia="EB Garamond" w:hAnsi="Google Sans Medium"/>
+          <w:i w:val="0"/>
+          <w:iCs w:val="0"/>
+          <w:color w:val="000000" w:themeColor="text1"/>
+          <w:sz w:val="20"/>
+          <w:szCs w:val="20"/>
+        </w:rPr>
+        <w:t xml:space="preserve"> </w:t>
+      </w:r>
+      <w:r>
+        <w:rPr>
+          <w:rStyle w:val="Emphasis"/>
+          <w:rFonts w:ascii="Google Sans Medium" w:eastAsia="EB Garamond" w:hAnsi="Google Sans Medium"/>
+          <w:i w:val="0"/>
+          <w:iCs w:val="0"/>
+          <w:color w:val="000000" w:themeColor="text1"/>
+          <w:sz w:val="20"/>
+          <w:szCs w:val="20"/>
+        </w:rPr>
+        <w:t xml:space="preserve">| </w:t>
+      </w:r>
+      <w:hyperlink r:id="rId19" w:history="1">
+        <w:r>
+          <w:rPr>
+            <w:rStyle w:val="Hyperlink"/>
+            <w:rFonts w:ascii="Google Sans Medium" w:eastAsia="EB Garamond" w:hAnsi="Google Sans Medium"/>
+            <w:sz w:val="20"/>
+            <w:szCs w:val="20"/>
+          </w:rPr>
+          <w:t>Google Prompting Essentials</w:t>
+        </w:r>
+      </w:hyperlink>
+      <w:r>
+        <w:rPr>
+          <w:rStyle w:val="Emphasis"/>
+          <w:rFonts w:ascii="Google Sans Medium" w:eastAsia="EB Garamond" w:hAnsi="Google Sans Medium"/>
+          <w:i w:val="0"/>
+          <w:iCs w:val="0"/>
+          <w:color w:val="000000" w:themeColor="text1"/>
+          <w:sz w:val="20"/>
+          <w:szCs w:val="20"/>
+        </w:rPr>
+        <w:t xml:space="preserve"> | </w:t>
+      </w:r>
+      <w:hyperlink r:id="rId20" w:history="1">
+        <w:r>
+          <w:rPr>
+            <w:rStyle w:val="Hyperlink"/>
+            <w:rFonts w:ascii="Google Sans Medium" w:eastAsia="EB Garamond" w:hAnsi="Google Sans Medium"/>
+            <w:sz w:val="20"/>
+            <w:szCs w:val="20"/>
+          </w:rPr>
+          <w:t>Generative AI Professional Certificate by Snowflake</w:t>
+        </w:r>
+      </w:hyperlink>
+    </w:p>
+    <w:p>
+      <w:pPr>
+        <w:pStyle w:val="ListParagraph"/>
+        <w:numPr>
+          <w:ilvl w:val="0"/>
+          <w:numId w:val="11"/>
+        </w:numPr>
+        <w:tabs>
+          <w:tab w:val="left" w:pos="1134"/>
+          <w:tab w:val="right" w:pos="10503"/>
+        </w:tabs>
+        <w:spacing w:line="276" w:lineRule="auto"/>
+        <w:jc w:val="both"/>
+        <w:rPr>
+          <w:rStyle w:val="Emphasis"/>
+          <w:rFonts w:ascii="Google Sans Medium" w:eastAsia="EB Garamond" w:hAnsi="Google Sans Medium" w:cs="EB Garamond"/>
+          <w:bCs/>
+          <w:i w:val="0"/>
+          <w:iCs w:val="0"/>
           <w:color w:val="000000" w:themeColor="text1"/>
           <w:sz w:val="20"/>
           <w:szCs w:val="20"/>
@@ -7883,7 +7282,7 @@
             <w:sz w:val="20"/>
             <w:szCs w:val="20"/>
           </w:rPr>
-          <w:t>Microsoft Generative AI for Data Scientist Specialization</w:t>
+          <w:t>Microsoft Generative AI for Data Scientist Specialization Certificate</w:t>
         </w:r>
       </w:hyperlink>
       <w:r>
@@ -7896,7 +7295,19 @@
           <w:sz w:val="20"/>
           <w:szCs w:val="20"/>
         </w:rPr>
-        <w:t xml:space="preserve"> | </w:t>
+        <w:t xml:space="preserve"> |</w:t>
+      </w:r>
+      <w:r>
+        <w:rPr>
+          <w:rStyle w:val="Emphasis"/>
+          <w:rFonts w:ascii="Google Sans Medium" w:eastAsia="EB Garamond" w:hAnsi="Google Sans Medium"/>
+          <w:i w:val="0"/>
+          <w:iCs w:val="0"/>
+          <w:color w:val="000000" w:themeColor="text1"/>
+          <w:sz w:val="20"/>
+          <w:szCs w:val="20"/>
+        </w:rPr>
+        <w:t xml:space="preserve"> </w:t>
       </w:r>
       <w:hyperlink r:id="rId22" w:history="1">
         <w:r>
@@ -7906,7 +7317,7 @@
             <w:sz w:val="20"/>
             <w:szCs w:val="20"/>
           </w:rPr>
-          <w:t>Snowflake Generative AI Professional</w:t>
+          <w:t>GitHub Copilot Professional Certificate</w:t>
         </w:r>
       </w:hyperlink>
       <w:r>
@@ -7921,6 +7332,28 @@
         </w:rPr>
         <w:t xml:space="preserve"> </w:t>
       </w:r>
+    </w:p>
+    <w:p>
+      <w:pPr>
+        <w:pStyle w:val="ListParagraph"/>
+        <w:numPr>
+          <w:ilvl w:val="0"/>
+          <w:numId w:val="11"/>
+        </w:numPr>
+        <w:tabs>
+          <w:tab w:val="left" w:pos="1134"/>
+          <w:tab w:val="right" w:pos="10503"/>
+        </w:tabs>
+        <w:spacing w:line="276" w:lineRule="auto"/>
+        <w:jc w:val="both"/>
+        <w:rPr>
+          <w:rFonts w:ascii="Google Sans Medium" w:eastAsia="EB Garamond" w:hAnsi="Google Sans Medium" w:cs="EB Garamond"/>
+          <w:bCs/>
+          <w:color w:val="000000" w:themeColor="text1"/>
+          <w:sz w:val="20"/>
+          <w:szCs w:val="20"/>
+        </w:rPr>
+      </w:pPr>
       <w:r>
         <w:rPr>
           <w:rStyle w:val="Emphasis"/>
@@ -7931,7 +7364,7 @@
           <w:sz w:val="20"/>
           <w:szCs w:val="20"/>
         </w:rPr>
-        <w:t xml:space="preserve">| </w:t>
+        <w:t xml:space="preserve">Anthropic: </w:t>
       </w:r>
       <w:hyperlink r:id="rId23" w:history="1">
         <w:r>
@@ -7941,7 +7374,158 @@
             <w:sz w:val="20"/>
             <w:szCs w:val="20"/>
           </w:rPr>
-          <w:t>My Portfolio</w:t>
+          <w:t>Claude 101</w:t>
+        </w:r>
+      </w:hyperlink>
+      <w:r>
+        <w:rPr>
+          <w:rStyle w:val="Emphasis"/>
+          <w:rFonts w:ascii="Google Sans Medium" w:eastAsia="EB Garamond" w:hAnsi="Google Sans Medium"/>
+          <w:i w:val="0"/>
+          <w:iCs w:val="0"/>
+          <w:color w:val="000000" w:themeColor="text1"/>
+          <w:sz w:val="20"/>
+          <w:szCs w:val="20"/>
+        </w:rPr>
+        <w:t xml:space="preserve"> | </w:t>
+      </w:r>
+      <w:hyperlink r:id="rId24" w:history="1">
+        <w:r>
+          <w:rPr>
+            <w:rStyle w:val="Hyperlink"/>
+            <w:rFonts w:ascii="Google Sans Medium" w:eastAsia="EB Garamond" w:hAnsi="Google Sans Medium"/>
+            <w:sz w:val="20"/>
+            <w:szCs w:val="20"/>
+          </w:rPr>
+          <w:t>Claude Code</w:t>
+        </w:r>
+      </w:hyperlink>
+      <w:r>
+        <w:rPr>
+          <w:rStyle w:val="Emphasis"/>
+          <w:rFonts w:ascii="Google Sans Medium" w:eastAsia="EB Garamond" w:hAnsi="Google Sans Medium"/>
+          <w:i w:val="0"/>
+          <w:iCs w:val="0"/>
+          <w:color w:val="000000" w:themeColor="text1"/>
+          <w:sz w:val="20"/>
+          <w:szCs w:val="20"/>
+        </w:rPr>
+        <w:t xml:space="preserve"> | </w:t>
+      </w:r>
+      <w:hyperlink r:id="rId25" w:history="1">
+        <w:r>
+          <w:rPr>
+            <w:rStyle w:val="Hyperlink"/>
+            <w:rFonts w:ascii="Google Sans Medium" w:eastAsia="EB Garamond" w:hAnsi="Google Sans Medium"/>
+            <w:sz w:val="20"/>
+            <w:szCs w:val="20"/>
+          </w:rPr>
+          <w:t>Claude Cowork</w:t>
+        </w:r>
+      </w:hyperlink>
+      <w:r>
+        <w:rPr>
+          <w:rStyle w:val="Emphasis"/>
+          <w:rFonts w:ascii="Google Sans Medium" w:eastAsia="EB Garamond" w:hAnsi="Google Sans Medium"/>
+          <w:i w:val="0"/>
+          <w:iCs w:val="0"/>
+          <w:color w:val="000000" w:themeColor="text1"/>
+          <w:sz w:val="20"/>
+          <w:szCs w:val="20"/>
+        </w:rPr>
+        <w:t xml:space="preserve"> | </w:t>
+      </w:r>
+      <w:hyperlink r:id="rId26" w:history="1">
+        <w:r>
+          <w:rPr>
+            <w:rStyle w:val="Hyperlink"/>
+            <w:rFonts w:ascii="Google Sans Medium" w:eastAsia="EB Garamond" w:hAnsi="Google Sans Medium"/>
+            <w:sz w:val="20"/>
+            <w:szCs w:val="20"/>
+          </w:rPr>
+          <w:t>Claude Agent Skills</w:t>
+        </w:r>
+      </w:hyperlink>
+      <w:r>
+        <w:rPr>
+          <w:rStyle w:val="Emphasis"/>
+          <w:rFonts w:ascii="Google Sans Medium" w:eastAsia="EB Garamond" w:hAnsi="Google Sans Medium"/>
+          <w:i w:val="0"/>
+          <w:iCs w:val="0"/>
+          <w:color w:val="000000" w:themeColor="text1"/>
+          <w:sz w:val="20"/>
+          <w:szCs w:val="20"/>
+        </w:rPr>
+        <w:t xml:space="preserve"> | </w:t>
+      </w:r>
+      <w:hyperlink r:id="rId27" w:history="1">
+        <w:r>
+          <w:rPr>
+            <w:rStyle w:val="Hyperlink"/>
+            <w:rFonts w:ascii="Google Sans Medium" w:eastAsia="EB Garamond" w:hAnsi="Google Sans Medium"/>
+            <w:sz w:val="20"/>
+            <w:szCs w:val="20"/>
+          </w:rPr>
+          <w:t>Claude Subagents</w:t>
+        </w:r>
+      </w:hyperlink>
+      <w:r>
+        <w:rPr>
+          <w:rStyle w:val="Emphasis"/>
+          <w:rFonts w:ascii="Google Sans Medium" w:eastAsia="EB Garamond" w:hAnsi="Google Sans Medium"/>
+          <w:i w:val="0"/>
+          <w:iCs w:val="0"/>
+          <w:color w:val="000000" w:themeColor="text1"/>
+          <w:sz w:val="20"/>
+          <w:szCs w:val="20"/>
+        </w:rPr>
+        <w:t xml:space="preserve"> | </w:t>
+      </w:r>
+      <w:hyperlink r:id="rId28" w:history="1">
+        <w:r>
+          <w:rPr>
+            <w:rStyle w:val="Hyperlink"/>
+            <w:rFonts w:ascii="Google Sans Medium" w:eastAsia="EB Garamond" w:hAnsi="Google Sans Medium"/>
+            <w:sz w:val="20"/>
+            <w:szCs w:val="20"/>
+          </w:rPr>
+          <w:t>Claude MCP</w:t>
+        </w:r>
+      </w:hyperlink>
+    </w:p>
+    <w:p>
+      <w:pPr>
+        <w:pStyle w:val="ListParagraph"/>
+        <w:numPr>
+          <w:ilvl w:val="0"/>
+          <w:numId w:val="11"/>
+        </w:numPr>
+        <w:tabs>
+          <w:tab w:val="left" w:pos="1134"/>
+          <w:tab w:val="right" w:pos="10503"/>
+        </w:tabs>
+        <w:spacing w:line="276" w:lineRule="auto"/>
+        <w:jc w:val="both"/>
+        <w:rPr>
+          <w:rStyle w:val="Emphasis"/>
+          <w:rFonts w:ascii="Google Sans Medium" w:eastAsia="EB Garamond" w:hAnsi="Google Sans Medium" w:cs="EB Garamond"/>
+          <w:bCs/>
+          <w:i w:val="0"/>
+          <w:iCs w:val="0"/>
+          <w:color w:val="000000" w:themeColor="text1"/>
+          <w:sz w:val="20"/>
+          <w:szCs w:val="20"/>
+        </w:rPr>
+      </w:pPr>
+      <w:hyperlink r:id="rId29" w:history="1">
+        <w:r>
+          <w:rPr>
+            <w:rStyle w:val="Hyperlink"/>
+            <w:rFonts w:ascii="Google Sans Medium" w:eastAsia="EB Garamond" w:hAnsi="Google Sans Medium"/>
+            <w:sz w:val="20"/>
+            <w:szCs w:val="20"/>
+          </w:rPr>
+          <w:t>AWS Generative AI and AI Agents with Amazon Bedrock Professional Certificate</w:t>
         </w:r>
       </w:hyperlink>
     </w:p>

--- a/PDF/Kirankumar_Yadav.docx
+++ b/PDF/Kirankumar_Yadav.docx
@@ -165,18 +165,8 @@
             <w:rFonts w:ascii="Google Sans Medium" w:eastAsia="EB Garamond" w:hAnsi="Google Sans Medium" w:cs="EB Garamond"/>
             <w:bCs/>
           </w:rPr>
-          <w:t>linkedin.com/in/</w:t>
+          <w:t>linkedin.com/in/iamkirankumaryadav</w:t>
         </w:r>
-        <w:proofErr w:type="spellStart"/>
-        <w:r>
-          <w:rPr>
-            <w:rStyle w:val="Hyperlink"/>
-            <w:rFonts w:ascii="Google Sans Medium" w:eastAsia="EB Garamond" w:hAnsi="Google Sans Medium" w:cs="EB Garamond"/>
-            <w:bCs/>
-          </w:rPr>
-          <w:t>iamkirankumaryadav</w:t>
-        </w:r>
-        <w:proofErr w:type="spellEnd"/>
       </w:hyperlink>
       <w:r>
         <w:rPr>
@@ -1224,7 +1214,7 @@
           <w:sz w:val="20"/>
           <w:szCs w:val="20"/>
         </w:rPr>
-        <w:t>SAP Data Intelligence Cloud</w:t>
+        <w:t>Azure OpenAI, AWS Bedrock</w:t>
       </w:r>
     </w:p>
     <w:p>
@@ -1440,20 +1430,8 @@
           <w:sz w:val="20"/>
           <w:szCs w:val="20"/>
         </w:rPr>
-        <w:t xml:space="preserve"> </w:t>
-      </w:r>
-      <w:proofErr w:type="spellStart"/>
-      <w:r>
-        <w:rPr>
-          <w:rFonts w:ascii="Google Sans" w:eastAsia="EB Garamond" w:hAnsi="Google Sans" w:cs="EB Garamond"/>
-          <w:bCs/>
-          <w:color w:val="000000" w:themeColor="text1"/>
-          <w:sz w:val="20"/>
-          <w:szCs w:val="20"/>
-        </w:rPr>
-        <w:t>Rovo</w:t>
-      </w:r>
-      <w:proofErr w:type="spellEnd"/>
+        <w:t xml:space="preserve"> Rovo</w:t>
+      </w:r>
       <w:r>
         <w:rPr>
           <w:rFonts w:ascii="Google Sans" w:eastAsia="EB Garamond" w:hAnsi="Google Sans" w:cs="EB Garamond"/>
@@ -1684,7 +1662,6 @@
           <w:szCs w:val="20"/>
         </w:rPr>
       </w:pPr>
-      <w:proofErr w:type="spellStart"/>
       <w:r>
         <w:rPr>
           <w:rFonts w:ascii="Google Sans Medium" w:hAnsi="Google Sans Medium"/>
@@ -1712,7 +1689,6 @@
         </w:rPr>
         <w:t>GPT</w:t>
       </w:r>
-      <w:proofErr w:type="spellEnd"/>
       <w:r>
         <w:rPr>
           <w:rFonts w:ascii="Google Sans Medium" w:hAnsi="Google Sans Medium"/>
@@ -1729,7 +1705,7 @@
           <w:sz w:val="20"/>
           <w:szCs w:val="20"/>
         </w:rPr>
-        <w:t xml:space="preserve"> Led development of </w:t>
+        <w:t xml:space="preserve"> Led </w:t>
       </w:r>
       <w:r>
         <w:rPr>
@@ -1738,6 +1714,42 @@
           <w:sz w:val="20"/>
           <w:szCs w:val="20"/>
         </w:rPr>
+        <w:t xml:space="preserve">system design and </w:t>
+      </w:r>
+      <w:r>
+        <w:rPr>
+          <w:rFonts w:ascii="Google Sans" w:hAnsi="Google Sans"/>
+          <w:color w:val="000000" w:themeColor="text1"/>
+          <w:sz w:val="20"/>
+          <w:szCs w:val="20"/>
+        </w:rPr>
+        <w:t>development of</w:t>
+      </w:r>
+      <w:r>
+        <w:rPr>
+          <w:rFonts w:ascii="Google Sans" w:hAnsi="Google Sans"/>
+          <w:color w:val="000000" w:themeColor="text1"/>
+          <w:sz w:val="20"/>
+          <w:szCs w:val="20"/>
+        </w:rPr>
+        <w:t xml:space="preserve"> an</w:t>
+      </w:r>
+      <w:r>
+        <w:rPr>
+          <w:rFonts w:ascii="Google Sans" w:hAnsi="Google Sans"/>
+          <w:color w:val="000000" w:themeColor="text1"/>
+          <w:sz w:val="20"/>
+          <w:szCs w:val="20"/>
+        </w:rPr>
+        <w:t xml:space="preserve"> </w:t>
+      </w:r>
+      <w:r>
+        <w:rPr>
+          <w:rFonts w:ascii="Google Sans" w:hAnsi="Google Sans"/>
+          <w:color w:val="000000" w:themeColor="text1"/>
+          <w:sz w:val="20"/>
+          <w:szCs w:val="20"/>
+        </w:rPr>
         <w:t>AI</w:t>
       </w:r>
       <w:r>
@@ -1747,7 +1759,7 @@
           <w:sz w:val="20"/>
           <w:szCs w:val="20"/>
         </w:rPr>
-        <w:t>-</w:t>
+        <w:t>-driven</w:t>
       </w:r>
       <w:r>
         <w:rPr>
@@ -1756,7 +1768,7 @@
           <w:sz w:val="20"/>
           <w:szCs w:val="20"/>
         </w:rPr>
-        <w:t>driven</w:t>
+        <w:t xml:space="preserve"> </w:t>
       </w:r>
       <w:r>
         <w:rPr>
@@ -1765,6 +1777,42 @@
           <w:sz w:val="20"/>
           <w:szCs w:val="20"/>
         </w:rPr>
+        <w:t>o</w:t>
+      </w:r>
+      <w:r>
+        <w:rPr>
+          <w:rFonts w:ascii="Google Sans" w:hAnsi="Google Sans"/>
+          <w:color w:val="000000" w:themeColor="text1"/>
+          <w:sz w:val="20"/>
+          <w:szCs w:val="20"/>
+        </w:rPr>
+        <w:t xml:space="preserve">nboarding </w:t>
+      </w:r>
+      <w:r>
+        <w:rPr>
+          <w:rFonts w:ascii="Google Sans" w:hAnsi="Google Sans"/>
+          <w:color w:val="000000" w:themeColor="text1"/>
+          <w:sz w:val="20"/>
+          <w:szCs w:val="20"/>
+        </w:rPr>
+        <w:t>architecture</w:t>
+      </w:r>
+      <w:r>
+        <w:rPr>
+          <w:rFonts w:ascii="Google Sans" w:hAnsi="Google Sans"/>
+          <w:color w:val="000000" w:themeColor="text1"/>
+          <w:sz w:val="20"/>
+          <w:szCs w:val="20"/>
+        </w:rPr>
+        <w:t xml:space="preserve"> with strategic ownership</w:t>
+      </w:r>
+      <w:r>
+        <w:rPr>
+          <w:rFonts w:ascii="Google Sans" w:hAnsi="Google Sans"/>
+          <w:color w:val="000000" w:themeColor="text1"/>
+          <w:sz w:val="20"/>
+          <w:szCs w:val="20"/>
+        </w:rPr>
         <w:t xml:space="preserve"> </w:t>
       </w:r>
       <w:r>
@@ -1774,7 +1822,7 @@
           <w:sz w:val="20"/>
           <w:szCs w:val="20"/>
         </w:rPr>
-        <w:t>o</w:t>
+        <w:t>t</w:t>
       </w:r>
       <w:r>
         <w:rPr>
@@ -1783,7 +1831,7 @@
           <w:sz w:val="20"/>
           <w:szCs w:val="20"/>
         </w:rPr>
-        <w:t xml:space="preserve">nboarding </w:t>
+        <w:t>hat</w:t>
       </w:r>
       <w:r>
         <w:rPr>
@@ -1792,7 +1840,7 @@
           <w:sz w:val="20"/>
           <w:szCs w:val="20"/>
         </w:rPr>
-        <w:t>architecture</w:t>
+        <w:t xml:space="preserve"> streamline</w:t>
       </w:r>
       <w:r>
         <w:rPr>
@@ -1801,7 +1849,7 @@
           <w:sz w:val="20"/>
           <w:szCs w:val="20"/>
         </w:rPr>
-        <w:t xml:space="preserve"> with strategic ownership</w:t>
+        <w:t xml:space="preserve">d </w:t>
       </w:r>
       <w:r>
         <w:rPr>
@@ -1810,6 +1858,24 @@
           <w:sz w:val="20"/>
           <w:szCs w:val="20"/>
         </w:rPr>
+        <w:t xml:space="preserve">workflows, </w:t>
+      </w:r>
+      <w:r>
+        <w:rPr>
+          <w:rFonts w:ascii="Google Sans" w:hAnsi="Google Sans"/>
+          <w:color w:val="000000" w:themeColor="text1"/>
+          <w:sz w:val="20"/>
+          <w:szCs w:val="20"/>
+        </w:rPr>
+        <w:t>boosted</w:t>
+      </w:r>
+      <w:r>
+        <w:rPr>
+          <w:rFonts w:ascii="Google Sans" w:hAnsi="Google Sans"/>
+          <w:color w:val="000000" w:themeColor="text1"/>
+          <w:sz w:val="20"/>
+          <w:szCs w:val="20"/>
+        </w:rPr>
         <w:t xml:space="preserve"> </w:t>
       </w:r>
       <w:r>
@@ -1819,7 +1885,7 @@
           <w:sz w:val="20"/>
           <w:szCs w:val="20"/>
         </w:rPr>
-        <w:t>t</w:t>
+        <w:t>SME engagement, enhance</w:t>
       </w:r>
       <w:r>
         <w:rPr>
@@ -1828,7 +1894,7 @@
           <w:sz w:val="20"/>
           <w:szCs w:val="20"/>
         </w:rPr>
-        <w:t>hat</w:t>
+        <w:t>d</w:t>
       </w:r>
       <w:r>
         <w:rPr>
@@ -1837,7 +1903,7 @@
           <w:sz w:val="20"/>
           <w:szCs w:val="20"/>
         </w:rPr>
-        <w:t xml:space="preserve"> streamline</w:t>
+        <w:t xml:space="preserve"> </w:t>
       </w:r>
       <w:r>
         <w:rPr>
@@ -1846,70 +1912,7 @@
           <w:sz w:val="20"/>
           <w:szCs w:val="20"/>
         </w:rPr>
-        <w:t xml:space="preserve">d </w:t>
-      </w:r>
-      <w:r>
-        <w:rPr>
-          <w:rFonts w:ascii="Google Sans" w:hAnsi="Google Sans"/>
-          <w:color w:val="000000" w:themeColor="text1"/>
-          <w:sz w:val="20"/>
-          <w:szCs w:val="20"/>
-        </w:rPr>
-        <w:t xml:space="preserve">workflows, </w:t>
-      </w:r>
-      <w:r>
-        <w:rPr>
-          <w:rFonts w:ascii="Google Sans" w:hAnsi="Google Sans"/>
-          <w:color w:val="000000" w:themeColor="text1"/>
-          <w:sz w:val="20"/>
-          <w:szCs w:val="20"/>
-        </w:rPr>
-        <w:t>boosted</w:t>
-      </w:r>
-      <w:r>
-        <w:rPr>
-          <w:rFonts w:ascii="Google Sans" w:hAnsi="Google Sans"/>
-          <w:color w:val="000000" w:themeColor="text1"/>
-          <w:sz w:val="20"/>
-          <w:szCs w:val="20"/>
-        </w:rPr>
-        <w:t xml:space="preserve"> </w:t>
-      </w:r>
-      <w:r>
-        <w:rPr>
-          <w:rFonts w:ascii="Google Sans" w:hAnsi="Google Sans"/>
-          <w:color w:val="000000" w:themeColor="text1"/>
-          <w:sz w:val="20"/>
-          <w:szCs w:val="20"/>
-        </w:rPr>
-        <w:t>SME engagement, enhance</w:t>
-      </w:r>
-      <w:r>
-        <w:rPr>
-          <w:rFonts w:ascii="Google Sans" w:hAnsi="Google Sans"/>
-          <w:color w:val="000000" w:themeColor="text1"/>
-          <w:sz w:val="20"/>
-          <w:szCs w:val="20"/>
-        </w:rPr>
-        <w:t>d</w:t>
-      </w:r>
-      <w:r>
-        <w:rPr>
-          <w:rFonts w:ascii="Google Sans" w:hAnsi="Google Sans"/>
-          <w:color w:val="000000" w:themeColor="text1"/>
-          <w:sz w:val="20"/>
-          <w:szCs w:val="20"/>
-        </w:rPr>
-        <w:t xml:space="preserve"> </w:t>
-      </w:r>
-      <w:r>
-        <w:rPr>
-          <w:rFonts w:ascii="Google Sans" w:hAnsi="Google Sans"/>
-          <w:color w:val="000000" w:themeColor="text1"/>
-          <w:sz w:val="20"/>
-          <w:szCs w:val="20"/>
-        </w:rPr>
-        <w:t>conversion and operational</w:t>
+        <w:t>conversions</w:t>
       </w:r>
       <w:r>
         <w:rPr>
@@ -1989,7 +1992,7 @@
           <w:sz w:val="20"/>
           <w:szCs w:val="20"/>
         </w:rPr>
-        <w:t xml:space="preserve"> an enterprise Knowledge Management framework by ingesting and vectorizing internal documentation to establish a centralized Knowledge </w:t>
+        <w:t xml:space="preserve"> an enterprise Knowledge Management framework </w:t>
       </w:r>
       <w:r>
         <w:rPr>
@@ -1998,7 +2001,7 @@
           <w:sz w:val="20"/>
           <w:szCs w:val="20"/>
         </w:rPr>
-        <w:t>Base</w:t>
+        <w:t>using AWS OpenSearch, automating document ingestion,</w:t>
       </w:r>
       <w:r>
         <w:rPr>
@@ -2007,7 +2010,7 @@
           <w:sz w:val="20"/>
           <w:szCs w:val="20"/>
         </w:rPr>
-        <w:t>. Enabled scalable RAG adoption across applications, delivering contextual</w:t>
+        <w:t xml:space="preserve"> chunking,</w:t>
       </w:r>
       <w:r>
         <w:rPr>
@@ -2016,7 +2019,7 @@
           <w:sz w:val="20"/>
           <w:szCs w:val="20"/>
         </w:rPr>
-        <w:t>, accurate,</w:t>
+        <w:t xml:space="preserve"> embedding, and vecto</w:t>
       </w:r>
       <w:r>
         <w:rPr>
@@ -2025,7 +2028,7 @@
           <w:sz w:val="20"/>
           <w:szCs w:val="20"/>
         </w:rPr>
-        <w:t xml:space="preserve"> and domain</w:t>
+        <w:t>r</w:t>
       </w:r>
       <w:r>
         <w:rPr>
@@ -2034,7 +2037,7 @@
           <w:sz w:val="20"/>
           <w:szCs w:val="20"/>
         </w:rPr>
-        <w:t xml:space="preserve"> specific</w:t>
+        <w:t xml:space="preserve"> storage to create a centralized Knowledge Base</w:t>
       </w:r>
       <w:r>
         <w:rPr>
@@ -2043,7 +2046,43 @@
           <w:sz w:val="20"/>
           <w:szCs w:val="20"/>
         </w:rPr>
-        <w:t xml:space="preserve"> AI responses.</w:t>
+        <w:t>,</w:t>
+      </w:r>
+      <w:r>
+        <w:rPr>
+          <w:rFonts w:ascii="Google Sans" w:hAnsi="Google Sans"/>
+          <w:color w:val="000000" w:themeColor="text1"/>
+          <w:sz w:val="20"/>
+          <w:szCs w:val="20"/>
+        </w:rPr>
+        <w:t xml:space="preserve"> and enable scalable, context-aware AI responses</w:t>
+      </w:r>
+      <w:r>
+        <w:rPr>
+          <w:rFonts w:ascii="Google Sans" w:hAnsi="Google Sans"/>
+          <w:color w:val="000000" w:themeColor="text1"/>
+          <w:sz w:val="20"/>
+          <w:szCs w:val="20"/>
+        </w:rPr>
+        <w:t xml:space="preserve"> </w:t>
+      </w:r>
+      <w:r>
+        <w:rPr>
+          <w:rFonts w:ascii="Google Sans" w:hAnsi="Google Sans"/>
+          <w:color w:val="000000" w:themeColor="text1"/>
+          <w:sz w:val="20"/>
+          <w:szCs w:val="20"/>
+        </w:rPr>
+        <w:t>across applications</w:t>
+      </w:r>
+      <w:r>
+        <w:rPr>
+          <w:rFonts w:ascii="Google Sans" w:hAnsi="Google Sans"/>
+          <w:color w:val="000000" w:themeColor="text1"/>
+          <w:sz w:val="20"/>
+          <w:szCs w:val="20"/>
+        </w:rPr>
+        <w:t>.</w:t>
       </w:r>
     </w:p>
     <w:p>
@@ -2649,7 +2688,43 @@
           <w:sz w:val="20"/>
           <w:szCs w:val="20"/>
         </w:rPr>
-        <w:t>suite enabling advanced decision intelligence across the enterprise</w:t>
+        <w:t xml:space="preserve">suite enabling advanced decision intelligence </w:t>
+      </w:r>
+      <w:r>
+        <w:rPr>
+          <w:rStyle w:val="Emphasis"/>
+          <w:rFonts w:ascii="Google Sans" w:eastAsia="EB Garamond" w:hAnsi="Google Sans"/>
+          <w:i w:val="0"/>
+          <w:iCs w:val="0"/>
+          <w:color w:val="000000" w:themeColor="text1"/>
+          <w:sz w:val="20"/>
+          <w:szCs w:val="20"/>
+        </w:rPr>
+        <w:t>following</w:t>
+      </w:r>
+      <w:r>
+        <w:rPr>
+          <w:rStyle w:val="Emphasis"/>
+          <w:rFonts w:ascii="Google Sans" w:eastAsia="EB Garamond" w:hAnsi="Google Sans"/>
+          <w:i w:val="0"/>
+          <w:iCs w:val="0"/>
+          <w:color w:val="000000" w:themeColor="text1"/>
+          <w:sz w:val="20"/>
+          <w:szCs w:val="20"/>
+        </w:rPr>
+        <w:t xml:space="preserve"> the Enterprise</w:t>
+      </w:r>
+      <w:r>
+        <w:rPr>
+          <w:rStyle w:val="Emphasis"/>
+          <w:rFonts w:ascii="Google Sans" w:eastAsia="EB Garamond" w:hAnsi="Google Sans"/>
+          <w:i w:val="0"/>
+          <w:iCs w:val="0"/>
+          <w:color w:val="000000" w:themeColor="text1"/>
+          <w:sz w:val="20"/>
+          <w:szCs w:val="20"/>
+        </w:rPr>
+        <w:t xml:space="preserve"> Responsible AI Governance</w:t>
       </w:r>
       <w:r>
         <w:rPr>
@@ -9527,7 +9602,6 @@
   <w:style w:type="character" w:default="1" w:styleId="DefaultParagraphFont">
     <w:name w:val="Default Paragraph Font"/>
     <w:uiPriority w:val="1"/>
-    <w:semiHidden/>
     <w:unhideWhenUsed/>
   </w:style>
   <w:style w:type="table" w:default="1" w:styleId="TableNormal">

--- a/PDF/Kirankumar_Yadav.docx
+++ b/PDF/Kirankumar_Yadav.docx
@@ -165,8 +165,18 @@
             <w:rFonts w:ascii="Google Sans Medium" w:eastAsia="EB Garamond" w:hAnsi="Google Sans Medium" w:cs="EB Garamond"/>
             <w:bCs/>
           </w:rPr>
-          <w:t>linkedin.com/in/iamkirankumaryadav</w:t>
+          <w:t>linkedin.com/in/</w:t>
         </w:r>
+        <w:proofErr w:type="spellStart"/>
+        <w:r>
+          <w:rPr>
+            <w:rStyle w:val="Hyperlink"/>
+            <w:rFonts w:ascii="Google Sans Medium" w:eastAsia="EB Garamond" w:hAnsi="Google Sans Medium" w:cs="EB Garamond"/>
+            <w:bCs/>
+          </w:rPr>
+          <w:t>iamkirankumaryadav</w:t>
+        </w:r>
+        <w:proofErr w:type="spellEnd"/>
       </w:hyperlink>
       <w:r>
         <w:rPr>
@@ -564,7 +574,17 @@
           <w:sz w:val="20"/>
           <w:szCs w:val="20"/>
         </w:rPr>
-        <w:t>, Vertex AI</w:t>
+        <w:t xml:space="preserve">, </w:t>
+      </w:r>
+      <w:r>
+        <w:rPr>
+          <w:rFonts w:ascii="Google Sans" w:eastAsia="EB Garamond" w:hAnsi="Google Sans" w:cs="EB Garamond"/>
+          <w:bCs/>
+          <w:color w:val="000000" w:themeColor="text1"/>
+          <w:sz w:val="20"/>
+          <w:szCs w:val="20"/>
+        </w:rPr>
+        <w:t>Gemini Agent Platform</w:t>
       </w:r>
       <w:r>
         <w:rPr>
@@ -584,27 +604,17 @@
           <w:sz w:val="20"/>
           <w:szCs w:val="20"/>
         </w:rPr>
-        <w:t xml:space="preserve"> Colab,</w:t>
-      </w:r>
-      <w:r>
-        <w:rPr>
-          <w:rFonts w:ascii="Google Sans" w:eastAsia="EB Garamond" w:hAnsi="Google Sans" w:cs="EB Garamond"/>
-          <w:bCs/>
-          <w:color w:val="000000" w:themeColor="text1"/>
-          <w:sz w:val="20"/>
-          <w:szCs w:val="20"/>
-        </w:rPr>
-        <w:t xml:space="preserve"> Jules, Gemini Code Assist</w:t>
-      </w:r>
-      <w:r>
-        <w:rPr>
-          <w:rFonts w:ascii="Google Sans" w:eastAsia="EB Garamond" w:hAnsi="Google Sans" w:cs="EB Garamond"/>
-          <w:bCs/>
-          <w:color w:val="000000" w:themeColor="text1"/>
-          <w:sz w:val="20"/>
-          <w:szCs w:val="20"/>
-        </w:rPr>
         <w:t xml:space="preserve"> </w:t>
+      </w:r>
+      <w:r>
+        <w:rPr>
+          <w:rFonts w:ascii="Google Sans" w:eastAsia="EB Garamond" w:hAnsi="Google Sans" w:cs="EB Garamond"/>
+          <w:bCs/>
+          <w:color w:val="000000" w:themeColor="text1"/>
+          <w:sz w:val="20"/>
+          <w:szCs w:val="20"/>
+        </w:rPr>
+        <w:t>Gemini Code Assist</w:t>
       </w:r>
     </w:p>
     <w:p>
@@ -1430,8 +1440,20 @@
           <w:sz w:val="20"/>
           <w:szCs w:val="20"/>
         </w:rPr>
-        <w:t xml:space="preserve"> Rovo</w:t>
-      </w:r>
+        <w:t xml:space="preserve"> </w:t>
+      </w:r>
+      <w:proofErr w:type="spellStart"/>
+      <w:r>
+        <w:rPr>
+          <w:rFonts w:ascii="Google Sans" w:eastAsia="EB Garamond" w:hAnsi="Google Sans" w:cs="EB Garamond"/>
+          <w:bCs/>
+          <w:color w:val="000000" w:themeColor="text1"/>
+          <w:sz w:val="20"/>
+          <w:szCs w:val="20"/>
+        </w:rPr>
+        <w:t>Rovo</w:t>
+      </w:r>
+      <w:proofErr w:type="spellEnd"/>
       <w:r>
         <w:rPr>
           <w:rFonts w:ascii="Google Sans" w:eastAsia="EB Garamond" w:hAnsi="Google Sans" w:cs="EB Garamond"/>
@@ -1662,6 +1684,7 @@
           <w:szCs w:val="20"/>
         </w:rPr>
       </w:pPr>
+      <w:proofErr w:type="spellStart"/>
       <w:r>
         <w:rPr>
           <w:rFonts w:ascii="Google Sans Medium" w:hAnsi="Google Sans Medium"/>
@@ -1689,6 +1712,7 @@
         </w:rPr>
         <w:t>GPT</w:t>
       </w:r>
+      <w:proofErr w:type="spellEnd"/>
       <w:r>
         <w:rPr>
           <w:rFonts w:ascii="Google Sans Medium" w:hAnsi="Google Sans Medium"/>
@@ -2001,7 +2025,7 @@
           <w:sz w:val="20"/>
           <w:szCs w:val="20"/>
         </w:rPr>
-        <w:t>using AWS OpenSearch, automating document ingestion,</w:t>
+        <w:t>using AWS OpenSearch</w:t>
       </w:r>
       <w:r>
         <w:rPr>
@@ -2010,6 +2034,24 @@
           <w:sz w:val="20"/>
           <w:szCs w:val="20"/>
         </w:rPr>
+        <w:t xml:space="preserve"> for</w:t>
+      </w:r>
+      <w:r>
+        <w:rPr>
+          <w:rFonts w:ascii="Google Sans" w:hAnsi="Google Sans"/>
+          <w:color w:val="000000" w:themeColor="text1"/>
+          <w:sz w:val="20"/>
+          <w:szCs w:val="20"/>
+        </w:rPr>
+        <w:t xml:space="preserve"> document ingestion,</w:t>
+      </w:r>
+      <w:r>
+        <w:rPr>
+          <w:rFonts w:ascii="Google Sans" w:hAnsi="Google Sans"/>
+          <w:color w:val="000000" w:themeColor="text1"/>
+          <w:sz w:val="20"/>
+          <w:szCs w:val="20"/>
+        </w:rPr>
         <w:t xml:space="preserve"> chunking,</w:t>
       </w:r>
       <w:r>
@@ -2019,7 +2061,7 @@
           <w:sz w:val="20"/>
           <w:szCs w:val="20"/>
         </w:rPr>
-        <w:t xml:space="preserve"> embedding, and vecto</w:t>
+        <w:t xml:space="preserve"> embedding</w:t>
       </w:r>
       <w:r>
         <w:rPr>
@@ -2028,6 +2070,24 @@
           <w:sz w:val="20"/>
           <w:szCs w:val="20"/>
         </w:rPr>
+        <w:t xml:space="preserve"> generation</w:t>
+      </w:r>
+      <w:r>
+        <w:rPr>
+          <w:rFonts w:ascii="Google Sans" w:hAnsi="Google Sans"/>
+          <w:color w:val="000000" w:themeColor="text1"/>
+          <w:sz w:val="20"/>
+          <w:szCs w:val="20"/>
+        </w:rPr>
+        <w:t>, and vecto</w:t>
+      </w:r>
+      <w:r>
+        <w:rPr>
+          <w:rFonts w:ascii="Google Sans" w:hAnsi="Google Sans"/>
+          <w:color w:val="000000" w:themeColor="text1"/>
+          <w:sz w:val="20"/>
+          <w:szCs w:val="20"/>
+        </w:rPr>
         <w:t>r</w:t>
       </w:r>
       <w:r>
@@ -2037,7 +2097,25 @@
           <w:sz w:val="20"/>
           <w:szCs w:val="20"/>
         </w:rPr>
-        <w:t xml:space="preserve"> storage to create a centralized Knowledge Base</w:t>
+        <w:t xml:space="preserve"> storage to </w:t>
+      </w:r>
+      <w:r>
+        <w:rPr>
+          <w:rFonts w:ascii="Google Sans" w:hAnsi="Google Sans"/>
+          <w:color w:val="000000" w:themeColor="text1"/>
+          <w:sz w:val="20"/>
+          <w:szCs w:val="20"/>
+        </w:rPr>
+        <w:t>build</w:t>
+      </w:r>
+      <w:r>
+        <w:rPr>
+          <w:rFonts w:ascii="Google Sans" w:hAnsi="Google Sans"/>
+          <w:color w:val="000000" w:themeColor="text1"/>
+          <w:sz w:val="20"/>
+          <w:szCs w:val="20"/>
+        </w:rPr>
+        <w:t xml:space="preserve"> a centralized Knowledge Base</w:t>
       </w:r>
       <w:r>
         <w:rPr>
@@ -5754,7 +5832,27 @@
           <w:sz w:val="20"/>
           <w:szCs w:val="20"/>
         </w:rPr>
-        <w:t>Financial Data Collaboration:</w:t>
+        <w:t>Financial Data</w:t>
+      </w:r>
+      <w:r>
+        <w:rPr>
+          <w:rFonts w:ascii="Google Sans Medium" w:eastAsia="EB Garamond" w:hAnsi="Google Sans Medium" w:cs="EB Garamond"/>
+          <w:bCs/>
+          <w:color w:val="000000" w:themeColor="text1"/>
+          <w:sz w:val="20"/>
+          <w:szCs w:val="20"/>
+        </w:rPr>
+        <w:t xml:space="preserve"> Analysis and</w:t>
+      </w:r>
+      <w:r>
+        <w:rPr>
+          <w:rFonts w:ascii="Google Sans Medium" w:eastAsia="EB Garamond" w:hAnsi="Google Sans Medium" w:cs="EB Garamond"/>
+          <w:bCs/>
+          <w:color w:val="000000" w:themeColor="text1"/>
+          <w:sz w:val="20"/>
+          <w:szCs w:val="20"/>
+        </w:rPr>
+        <w:t xml:space="preserve"> Collaboration:</w:t>
       </w:r>
       <w:r>
         <w:rPr>
@@ -6411,6 +6509,16 @@
           <w:sz w:val="20"/>
           <w:szCs w:val="20"/>
         </w:rPr>
+        <w:t xml:space="preserve">Global </w:t>
+      </w:r>
+      <w:r>
+        <w:rPr>
+          <w:rFonts w:ascii="Google Sans Medium" w:eastAsia="EB Garamond" w:hAnsi="Google Sans Medium" w:cs="EB Garamond"/>
+          <w:bCs/>
+          <w:color w:val="000000" w:themeColor="text1"/>
+          <w:sz w:val="20"/>
+          <w:szCs w:val="20"/>
+        </w:rPr>
         <w:t>I</w:t>
       </w:r>
       <w:r>
@@ -6501,7 +6609,27 @@
           <w:sz w:val="20"/>
           <w:szCs w:val="20"/>
         </w:rPr>
-        <w:t>, Microsoft Build, Apple WW</w:t>
+        <w:t>, Microsoft Build,</w:t>
+      </w:r>
+      <w:r>
+        <w:rPr>
+          <w:rFonts w:ascii="Google Sans" w:eastAsia="EB Garamond" w:hAnsi="Google Sans" w:cs="EB Garamond"/>
+          <w:bCs/>
+          <w:color w:val="000000" w:themeColor="text1"/>
+          <w:sz w:val="20"/>
+          <w:szCs w:val="20"/>
+        </w:rPr>
+        <w:t xml:space="preserve"> Microsoft Ignite, GitHub Universe, AWS re: Invent, </w:t>
+      </w:r>
+      <w:r>
+        <w:rPr>
+          <w:rFonts w:ascii="Google Sans" w:eastAsia="EB Garamond" w:hAnsi="Google Sans" w:cs="EB Garamond"/>
+          <w:bCs/>
+          <w:color w:val="000000" w:themeColor="text1"/>
+          <w:sz w:val="20"/>
+          <w:szCs w:val="20"/>
+        </w:rPr>
+        <w:t xml:space="preserve"> Apple WW</w:t>
       </w:r>
       <w:r>
         <w:rPr>
@@ -6541,27 +6669,47 @@
           <w:sz w:val="20"/>
           <w:szCs w:val="20"/>
         </w:rPr>
-        <w:t xml:space="preserve">Snowflake </w:t>
-      </w:r>
-      <w:r>
-        <w:rPr>
-          <w:rFonts w:ascii="Google Sans" w:eastAsia="EB Garamond" w:hAnsi="Google Sans" w:cs="EB Garamond"/>
-          <w:bCs/>
-          <w:color w:val="000000" w:themeColor="text1"/>
-          <w:sz w:val="20"/>
-          <w:szCs w:val="20"/>
-        </w:rPr>
-        <w:t>and</w:t>
-      </w:r>
-      <w:r>
-        <w:rPr>
-          <w:rFonts w:ascii="Google Sans" w:eastAsia="EB Garamond" w:hAnsi="Google Sans" w:cs="EB Garamond"/>
-          <w:bCs/>
-          <w:color w:val="000000" w:themeColor="text1"/>
-          <w:sz w:val="20"/>
-          <w:szCs w:val="20"/>
-        </w:rPr>
-        <w:t xml:space="preserve"> Adobe Summit to stay current.</w:t>
+        <w:t>Snowflake</w:t>
+      </w:r>
+      <w:r>
+        <w:rPr>
+          <w:rFonts w:ascii="Google Sans" w:eastAsia="EB Garamond" w:hAnsi="Google Sans" w:cs="EB Garamond"/>
+          <w:bCs/>
+          <w:color w:val="000000" w:themeColor="text1"/>
+          <w:sz w:val="20"/>
+          <w:szCs w:val="20"/>
+        </w:rPr>
+        <w:t xml:space="preserve"> Summit, Databricks Data + AI Summit, </w:t>
+      </w:r>
+      <w:r>
+        <w:rPr>
+          <w:rFonts w:ascii="Google Sans" w:eastAsia="EB Garamond" w:hAnsi="Google Sans" w:cs="EB Garamond"/>
+          <w:bCs/>
+          <w:color w:val="000000" w:themeColor="text1"/>
+          <w:sz w:val="20"/>
+          <w:szCs w:val="20"/>
+        </w:rPr>
+        <w:t>Adobe Summit</w:t>
+      </w:r>
+      <w:r>
+        <w:rPr>
+          <w:rFonts w:ascii="Google Sans" w:eastAsia="EB Garamond" w:hAnsi="Google Sans" w:cs="EB Garamond"/>
+          <w:bCs/>
+          <w:color w:val="000000" w:themeColor="text1"/>
+          <w:sz w:val="20"/>
+          <w:szCs w:val="20"/>
+        </w:rPr>
+        <w:t>, and Dreamforce</w:t>
+      </w:r>
+      <w:r>
+        <w:rPr>
+          <w:rFonts w:ascii="Google Sans" w:eastAsia="EB Garamond" w:hAnsi="Google Sans" w:cs="EB Garamond"/>
+          <w:bCs/>
+          <w:color w:val="000000" w:themeColor="text1"/>
+          <w:sz w:val="20"/>
+          <w:szCs w:val="20"/>
+        </w:rPr>
+        <w:t xml:space="preserve"> to stay current.</w:t>
       </w:r>
       <w:r>
         <w:rPr>
@@ -7263,7 +7411,7 @@
             <w:sz w:val="20"/>
             <w:szCs w:val="20"/>
           </w:rPr>
-          <w:t>Google AI Essentials</w:t>
+          <w:t>Google AI Essentials Specialization Certificate</w:t>
         </w:r>
       </w:hyperlink>
       <w:r>
@@ -7298,21 +7446,34 @@
             <w:sz w:val="20"/>
             <w:szCs w:val="20"/>
           </w:rPr>
-          <w:t>Google Prompting Essentials</w:t>
+          <w:t>Google Prompting Essentials Specialization Certificate</w:t>
         </w:r>
       </w:hyperlink>
-      <w:r>
-        <w:rPr>
-          <w:rStyle w:val="Emphasis"/>
-          <w:rFonts w:ascii="Google Sans Medium" w:eastAsia="EB Garamond" w:hAnsi="Google Sans Medium"/>
-          <w:i w:val="0"/>
-          <w:iCs w:val="0"/>
-          <w:color w:val="000000" w:themeColor="text1"/>
-          <w:sz w:val="20"/>
-          <w:szCs w:val="20"/>
-        </w:rPr>
-        <w:t xml:space="preserve"> | </w:t>
-      </w:r>
+    </w:p>
+    <w:p>
+      <w:pPr>
+        <w:pStyle w:val="ListParagraph"/>
+        <w:numPr>
+          <w:ilvl w:val="0"/>
+          <w:numId w:val="11"/>
+        </w:numPr>
+        <w:tabs>
+          <w:tab w:val="left" w:pos="1134"/>
+          <w:tab w:val="right" w:pos="10503"/>
+        </w:tabs>
+        <w:spacing w:line="276" w:lineRule="auto"/>
+        <w:jc w:val="both"/>
+        <w:rPr>
+          <w:rStyle w:val="Emphasis"/>
+          <w:rFonts w:ascii="Google Sans Medium" w:eastAsia="EB Garamond" w:hAnsi="Google Sans Medium" w:cs="EB Garamond"/>
+          <w:bCs/>
+          <w:i w:val="0"/>
+          <w:iCs w:val="0"/>
+          <w:color w:val="000000" w:themeColor="text1"/>
+          <w:sz w:val="20"/>
+          <w:szCs w:val="20"/>
+        </w:rPr>
+      </w:pPr>
       <w:hyperlink r:id="rId20" w:history="1">
         <w:r>
           <w:rPr>
@@ -7324,6 +7485,41 @@
           <w:t>Generative AI Professional Certificate by Snowflake</w:t>
         </w:r>
       </w:hyperlink>
+      <w:r>
+        <w:rPr>
+          <w:rStyle w:val="Emphasis"/>
+          <w:rFonts w:ascii="Google Sans Medium" w:eastAsia="EB Garamond" w:hAnsi="Google Sans Medium"/>
+          <w:i w:val="0"/>
+          <w:iCs w:val="0"/>
+          <w:color w:val="000000" w:themeColor="text1"/>
+          <w:sz w:val="20"/>
+          <w:szCs w:val="20"/>
+        </w:rPr>
+        <w:t xml:space="preserve"> |</w:t>
+      </w:r>
+      <w:r>
+        <w:rPr>
+          <w:rStyle w:val="Emphasis"/>
+          <w:rFonts w:ascii="Google Sans Medium" w:eastAsia="EB Garamond" w:hAnsi="Google Sans Medium"/>
+          <w:i w:val="0"/>
+          <w:iCs w:val="0"/>
+          <w:color w:val="000000" w:themeColor="text1"/>
+          <w:sz w:val="20"/>
+          <w:szCs w:val="20"/>
+        </w:rPr>
+        <w:t xml:space="preserve"> </w:t>
+      </w:r>
+      <w:hyperlink r:id="rId21" w:history="1">
+        <w:r>
+          <w:rPr>
+            <w:rStyle w:val="Hyperlink"/>
+            <w:rFonts w:ascii="Google Sans Medium" w:hAnsi="Google Sans Medium"/>
+            <w:sz w:val="20"/>
+            <w:szCs w:val="20"/>
+          </w:rPr>
+          <w:t>Salesforce Trailblazer Badges</w:t>
+        </w:r>
+      </w:hyperlink>
     </w:p>
     <w:p>
       <w:pPr>
@@ -7349,7 +7545,7 @@
           <w:szCs w:val="20"/>
         </w:rPr>
       </w:pPr>
-      <w:hyperlink r:id="rId21" w:history="1">
+      <w:hyperlink r:id="rId22" w:history="1">
         <w:r>
           <w:rPr>
             <w:rStyle w:val="Hyperlink"/>
@@ -7384,7 +7580,7 @@
         </w:rPr>
         <w:t xml:space="preserve"> </w:t>
       </w:r>
-      <w:hyperlink r:id="rId22" w:history="1">
+      <w:hyperlink r:id="rId23" w:history="1">
         <w:r>
           <w:rPr>
             <w:rStyle w:val="Hyperlink"/>
@@ -7441,7 +7637,7 @@
         </w:rPr>
         <w:t xml:space="preserve">Anthropic: </w:t>
       </w:r>
-      <w:hyperlink r:id="rId23" w:history="1">
+      <w:hyperlink r:id="rId24" w:history="1">
         <w:r>
           <w:rPr>
             <w:rStyle w:val="Hyperlink"/>
@@ -7464,7 +7660,7 @@
         </w:rPr>
         <w:t xml:space="preserve"> | </w:t>
       </w:r>
-      <w:hyperlink r:id="rId24" w:history="1">
+      <w:hyperlink r:id="rId25" w:history="1">
         <w:r>
           <w:rPr>
             <w:rStyle w:val="Hyperlink"/>
@@ -7487,7 +7683,7 @@
         </w:rPr>
         <w:t xml:space="preserve"> | </w:t>
       </w:r>
-      <w:hyperlink r:id="rId25" w:history="1">
+      <w:hyperlink r:id="rId26" w:history="1">
         <w:r>
           <w:rPr>
             <w:rStyle w:val="Hyperlink"/>
@@ -7510,7 +7706,7 @@
         </w:rPr>
         <w:t xml:space="preserve"> | </w:t>
       </w:r>
-      <w:hyperlink r:id="rId26" w:history="1">
+      <w:hyperlink r:id="rId27" w:history="1">
         <w:r>
           <w:rPr>
             <w:rStyle w:val="Hyperlink"/>
@@ -7533,7 +7729,7 @@
         </w:rPr>
         <w:t xml:space="preserve"> | </w:t>
       </w:r>
-      <w:hyperlink r:id="rId27" w:history="1">
+      <w:hyperlink r:id="rId28" w:history="1">
         <w:r>
           <w:rPr>
             <w:rStyle w:val="Hyperlink"/>
@@ -7556,7 +7752,7 @@
         </w:rPr>
         <w:t xml:space="preserve"> | </w:t>
       </w:r>
-      <w:hyperlink r:id="rId28" w:history="1">
+      <w:hyperlink r:id="rId29" w:history="1">
         <w:r>
           <w:rPr>
             <w:rStyle w:val="Hyperlink"/>
@@ -7592,7 +7788,7 @@
           <w:szCs w:val="20"/>
         </w:rPr>
       </w:pPr>
-      <w:hyperlink r:id="rId29" w:history="1">
+      <w:hyperlink r:id="rId30" w:history="1">
         <w:r>
           <w:rPr>
             <w:rStyle w:val="Hyperlink"/>
@@ -9602,6 +9798,7 @@
   <w:style w:type="character" w:default="1" w:styleId="DefaultParagraphFont">
     <w:name w:val="Default Paragraph Font"/>
     <w:uiPriority w:val="1"/>
+    <w:semiHidden/>
     <w:unhideWhenUsed/>
   </w:style>
   <w:style w:type="table" w:default="1" w:styleId="TableNormal">

--- a/PDF/Kirankumar_Yadav.docx
+++ b/PDF/Kirankumar_Yadav.docx
@@ -165,18 +165,8 @@
             <w:rFonts w:ascii="Google Sans Medium" w:eastAsia="EB Garamond" w:hAnsi="Google Sans Medium" w:cs="EB Garamond"/>
             <w:bCs/>
           </w:rPr>
-          <w:t>linkedin.com/in/</w:t>
+          <w:t>linkedin.com/in/iamkirankumaryadav</w:t>
         </w:r>
-        <w:proofErr w:type="spellStart"/>
-        <w:r>
-          <w:rPr>
-            <w:rStyle w:val="Hyperlink"/>
-            <w:rFonts w:ascii="Google Sans Medium" w:eastAsia="EB Garamond" w:hAnsi="Google Sans Medium" w:cs="EB Garamond"/>
-            <w:bCs/>
-          </w:rPr>
-          <w:t>iamkirankumaryadav</w:t>
-        </w:r>
-        <w:proofErr w:type="spellEnd"/>
       </w:hyperlink>
       <w:r>
         <w:rPr>
@@ -1440,89 +1430,77 @@
           <w:sz w:val="20"/>
           <w:szCs w:val="20"/>
         </w:rPr>
+        <w:t xml:space="preserve"> Rovo</w:t>
+      </w:r>
+      <w:r>
+        <w:rPr>
+          <w:rFonts w:ascii="Google Sans" w:eastAsia="EB Garamond" w:hAnsi="Google Sans" w:cs="EB Garamond"/>
+          <w:bCs/>
+          <w:color w:val="000000" w:themeColor="text1"/>
+          <w:sz w:val="20"/>
+          <w:szCs w:val="20"/>
+        </w:rPr>
+        <w:t xml:space="preserve">, </w:t>
+      </w:r>
+      <w:r>
+        <w:rPr>
+          <w:rFonts w:ascii="Google Sans" w:eastAsia="EB Garamond" w:hAnsi="Google Sans" w:cs="EB Garamond"/>
+          <w:bCs/>
+          <w:color w:val="000000" w:themeColor="text1"/>
+          <w:sz w:val="20"/>
+          <w:szCs w:val="20"/>
+        </w:rPr>
+        <w:t xml:space="preserve">Salesforce </w:t>
+      </w:r>
+      <w:r>
+        <w:rPr>
+          <w:rFonts w:ascii="Google Sans" w:eastAsia="EB Garamond" w:hAnsi="Google Sans" w:cs="EB Garamond"/>
+          <w:bCs/>
+          <w:color w:val="000000" w:themeColor="text1"/>
+          <w:sz w:val="20"/>
+          <w:szCs w:val="20"/>
+        </w:rPr>
+        <w:t>Quip,</w:t>
+      </w:r>
+      <w:r>
+        <w:rPr>
+          <w:rFonts w:ascii="Google Sans" w:eastAsia="EB Garamond" w:hAnsi="Google Sans" w:cs="EB Garamond"/>
+          <w:bCs/>
+          <w:color w:val="000000" w:themeColor="text1"/>
+          <w:sz w:val="20"/>
+          <w:szCs w:val="20"/>
+        </w:rPr>
         <w:t xml:space="preserve"> </w:t>
       </w:r>
-      <w:proofErr w:type="spellStart"/>
-      <w:r>
-        <w:rPr>
-          <w:rFonts w:ascii="Google Sans" w:eastAsia="EB Garamond" w:hAnsi="Google Sans" w:cs="EB Garamond"/>
-          <w:bCs/>
-          <w:color w:val="000000" w:themeColor="text1"/>
-          <w:sz w:val="20"/>
-          <w:szCs w:val="20"/>
-        </w:rPr>
-        <w:t>Rovo</w:t>
-      </w:r>
-      <w:proofErr w:type="spellEnd"/>
-      <w:r>
-        <w:rPr>
-          <w:rFonts w:ascii="Google Sans" w:eastAsia="EB Garamond" w:hAnsi="Google Sans" w:cs="EB Garamond"/>
-          <w:bCs/>
-          <w:color w:val="000000" w:themeColor="text1"/>
-          <w:sz w:val="20"/>
-          <w:szCs w:val="20"/>
-        </w:rPr>
-        <w:t>, Quip,</w:t>
-      </w:r>
-      <w:r>
-        <w:rPr>
-          <w:rFonts w:ascii="Google Sans" w:eastAsia="EB Garamond" w:hAnsi="Google Sans" w:cs="EB Garamond"/>
-          <w:bCs/>
-          <w:color w:val="000000" w:themeColor="text1"/>
-          <w:sz w:val="20"/>
-          <w:szCs w:val="20"/>
-        </w:rPr>
-        <w:t xml:space="preserve"> </w:t>
-      </w:r>
-      <w:r>
-        <w:rPr>
-          <w:rFonts w:ascii="Google Sans" w:eastAsia="EB Garamond" w:hAnsi="Google Sans" w:cs="EB Garamond"/>
-          <w:bCs/>
-          <w:color w:val="000000" w:themeColor="text1"/>
-          <w:sz w:val="20"/>
-          <w:szCs w:val="20"/>
-        </w:rPr>
-        <w:t>Slack, Wrike,</w:t>
-      </w:r>
-      <w:r>
-        <w:rPr>
-          <w:rFonts w:ascii="Google Sans" w:eastAsia="EB Garamond" w:hAnsi="Google Sans" w:cs="EB Garamond"/>
-          <w:bCs/>
-          <w:color w:val="000000" w:themeColor="text1"/>
-          <w:sz w:val="20"/>
-          <w:szCs w:val="20"/>
-        </w:rPr>
-        <w:t xml:space="preserve"> Gitlab</w:t>
-      </w:r>
-      <w:r>
-        <w:rPr>
-          <w:rFonts w:ascii="Google Sans" w:eastAsia="EB Garamond" w:hAnsi="Google Sans" w:cs="EB Garamond"/>
-          <w:bCs/>
-          <w:color w:val="000000" w:themeColor="text1"/>
-          <w:sz w:val="20"/>
-          <w:szCs w:val="20"/>
-        </w:rPr>
-        <w:t>,</w:t>
-      </w:r>
-      <w:r>
-        <w:rPr>
-          <w:rFonts w:ascii="Google Sans" w:eastAsia="EB Garamond" w:hAnsi="Google Sans" w:cs="EB Garamond"/>
-          <w:bCs/>
-          <w:color w:val="000000" w:themeColor="text1"/>
-          <w:sz w:val="20"/>
-          <w:szCs w:val="20"/>
-        </w:rPr>
-        <w:t xml:space="preserve"> </w:t>
-      </w:r>
-      <w:r>
-        <w:rPr>
-          <w:rFonts w:ascii="Google Sans" w:eastAsia="EB Garamond" w:hAnsi="Google Sans" w:cs="EB Garamond"/>
-          <w:bCs/>
-          <w:color w:val="000000" w:themeColor="text1"/>
-          <w:sz w:val="20"/>
-          <w:szCs w:val="20"/>
-        </w:rPr>
-        <w:t>GitHub</w:t>
+      <w:r>
+        <w:rPr>
+          <w:rFonts w:ascii="Google Sans" w:eastAsia="EB Garamond" w:hAnsi="Google Sans" w:cs="EB Garamond"/>
+          <w:bCs/>
+          <w:color w:val="000000" w:themeColor="text1"/>
+          <w:sz w:val="20"/>
+          <w:szCs w:val="20"/>
+        </w:rPr>
+        <w:t>Slack,</w:t>
+      </w:r>
+      <w:r>
+        <w:rPr>
+          <w:rFonts w:ascii="Google Sans" w:eastAsia="EB Garamond" w:hAnsi="Google Sans" w:cs="EB Garamond"/>
+          <w:bCs/>
+          <w:color w:val="000000" w:themeColor="text1"/>
+          <w:sz w:val="20"/>
+          <w:szCs w:val="20"/>
+        </w:rPr>
+        <w:t xml:space="preserve"> and</w:t>
+      </w:r>
+      <w:r>
+        <w:rPr>
+          <w:rFonts w:ascii="Google Sans" w:eastAsia="EB Garamond" w:hAnsi="Google Sans" w:cs="EB Garamond"/>
+          <w:bCs/>
+          <w:color w:val="000000" w:themeColor="text1"/>
+          <w:sz w:val="20"/>
+          <w:szCs w:val="20"/>
+        </w:rPr>
+        <w:t xml:space="preserve"> Wrike</w:t>
       </w:r>
     </w:p>
     <w:p>
@@ -1684,7 +1662,6 @@
           <w:szCs w:val="20"/>
         </w:rPr>
       </w:pPr>
-      <w:proofErr w:type="spellStart"/>
       <w:r>
         <w:rPr>
           <w:rFonts w:ascii="Google Sans Medium" w:hAnsi="Google Sans Medium"/>
@@ -1692,27 +1669,8 @@
           <w:sz w:val="20"/>
           <w:szCs w:val="20"/>
         </w:rPr>
-        <w:t>Onboard</w:t>
-      </w:r>
-      <w:r>
-        <w:rPr>
-          <w:rFonts w:ascii="Google Sans Medium" w:hAnsi="Google Sans Medium"/>
-          <w:color w:val="000000" w:themeColor="text1"/>
-          <w:sz w:val="20"/>
-          <w:szCs w:val="20"/>
-        </w:rPr>
-        <w:t>ing</w:t>
-      </w:r>
-      <w:r>
-        <w:rPr>
-          <w:rFonts w:ascii="Google Sans Medium" w:hAnsi="Google Sans Medium"/>
-          <w:color w:val="000000" w:themeColor="text1"/>
-          <w:sz w:val="20"/>
-          <w:szCs w:val="20"/>
-        </w:rPr>
-        <w:t>GPT</w:t>
-      </w:r>
-      <w:proofErr w:type="spellEnd"/>
+        <w:t>OnboardGPT</w:t>
+      </w:r>
       <w:r>
         <w:rPr>
           <w:rFonts w:ascii="Google Sans Medium" w:hAnsi="Google Sans Medium"/>
@@ -6269,7 +6227,27 @@
           <w:sz w:val="20"/>
           <w:szCs w:val="20"/>
         </w:rPr>
-        <w:t xml:space="preserve"> the overall efficiency by 40%.</w:t>
+        <w:t xml:space="preserve"> the overall efficiency by </w:t>
+      </w:r>
+      <w:r>
+        <w:rPr>
+          <w:rFonts w:ascii="Google Sans" w:eastAsia="EB Garamond" w:hAnsi="Google Sans" w:cs="EB Garamond"/>
+          <w:bCs/>
+          <w:color w:val="000000" w:themeColor="text1"/>
+          <w:sz w:val="20"/>
+          <w:szCs w:val="20"/>
+        </w:rPr>
+        <w:t>6</w:t>
+      </w:r>
+      <w:r>
+        <w:rPr>
+          <w:rFonts w:ascii="Google Sans" w:eastAsia="EB Garamond" w:hAnsi="Google Sans" w:cs="EB Garamond"/>
+          <w:bCs/>
+          <w:color w:val="000000" w:themeColor="text1"/>
+          <w:sz w:val="20"/>
+          <w:szCs w:val="20"/>
+        </w:rPr>
+        <w:t>0%.</w:t>
       </w:r>
     </w:p>
     <w:p>
@@ -6589,6 +6567,16 @@
           <w:sz w:val="20"/>
           <w:szCs w:val="20"/>
         </w:rPr>
+        <w:t xml:space="preserve"> I/O Connect, Google</w:t>
+      </w:r>
+      <w:r>
+        <w:rPr>
+          <w:rFonts w:ascii="Google Sans" w:eastAsia="EB Garamond" w:hAnsi="Google Sans" w:cs="EB Garamond"/>
+          <w:bCs/>
+          <w:color w:val="000000" w:themeColor="text1"/>
+          <w:sz w:val="20"/>
+          <w:szCs w:val="20"/>
+        </w:rPr>
         <w:t xml:space="preserve"> </w:t>
       </w:r>
       <w:r>
@@ -6599,37 +6587,147 @@
           <w:sz w:val="20"/>
           <w:szCs w:val="20"/>
         </w:rPr>
-        <w:t>Cloud Next</w:t>
-      </w:r>
-      <w:r>
-        <w:rPr>
-          <w:rFonts w:ascii="Google Sans" w:eastAsia="EB Garamond" w:hAnsi="Google Sans" w:cs="EB Garamond"/>
-          <w:bCs/>
-          <w:color w:val="000000" w:themeColor="text1"/>
-          <w:sz w:val="20"/>
-          <w:szCs w:val="20"/>
-        </w:rPr>
-        <w:t>, Microsoft Build,</w:t>
-      </w:r>
-      <w:r>
-        <w:rPr>
-          <w:rFonts w:ascii="Google Sans" w:eastAsia="EB Garamond" w:hAnsi="Google Sans" w:cs="EB Garamond"/>
-          <w:bCs/>
-          <w:color w:val="000000" w:themeColor="text1"/>
-          <w:sz w:val="20"/>
-          <w:szCs w:val="20"/>
-        </w:rPr>
-        <w:t xml:space="preserve"> Microsoft Ignite, GitHub Universe, AWS re: Invent, </w:t>
-      </w:r>
-      <w:r>
-        <w:rPr>
-          <w:rFonts w:ascii="Google Sans" w:eastAsia="EB Garamond" w:hAnsi="Google Sans" w:cs="EB Garamond"/>
-          <w:bCs/>
-          <w:color w:val="000000" w:themeColor="text1"/>
-          <w:sz w:val="20"/>
-          <w:szCs w:val="20"/>
-        </w:rPr>
-        <w:t xml:space="preserve"> Apple WW</w:t>
+        <w:t>Cloud</w:t>
+      </w:r>
+      <w:r>
+        <w:rPr>
+          <w:rFonts w:ascii="Google Sans" w:eastAsia="EB Garamond" w:hAnsi="Google Sans" w:cs="EB Garamond"/>
+          <w:bCs/>
+          <w:color w:val="000000" w:themeColor="text1"/>
+          <w:sz w:val="20"/>
+          <w:szCs w:val="20"/>
+        </w:rPr>
+        <w:t xml:space="preserve"> </w:t>
+      </w:r>
+      <w:r>
+        <w:rPr>
+          <w:rFonts w:ascii="Google Sans" w:eastAsia="EB Garamond" w:hAnsi="Google Sans" w:cs="EB Garamond"/>
+          <w:bCs/>
+          <w:color w:val="000000" w:themeColor="text1"/>
+          <w:sz w:val="20"/>
+          <w:szCs w:val="20"/>
+        </w:rPr>
+        <w:t>Next</w:t>
+      </w:r>
+      <w:r>
+        <w:rPr>
+          <w:rFonts w:ascii="Google Sans" w:eastAsia="EB Garamond" w:hAnsi="Google Sans" w:cs="EB Garamond"/>
+          <w:bCs/>
+          <w:color w:val="000000" w:themeColor="text1"/>
+          <w:sz w:val="20"/>
+          <w:szCs w:val="20"/>
+        </w:rPr>
+        <w:t>,</w:t>
+      </w:r>
+      <w:r>
+        <w:rPr>
+          <w:rFonts w:ascii="Google Sans" w:eastAsia="EB Garamond" w:hAnsi="Google Sans" w:cs="EB Garamond"/>
+          <w:bCs/>
+          <w:color w:val="000000" w:themeColor="text1"/>
+          <w:sz w:val="20"/>
+          <w:szCs w:val="20"/>
+        </w:rPr>
+        <w:t xml:space="preserve"> </w:t>
+      </w:r>
+      <w:r>
+        <w:rPr>
+          <w:rFonts w:ascii="Google Sans" w:eastAsia="EB Garamond" w:hAnsi="Google Sans" w:cs="EB Garamond"/>
+          <w:bCs/>
+          <w:color w:val="000000" w:themeColor="text1"/>
+          <w:sz w:val="20"/>
+          <w:szCs w:val="20"/>
+        </w:rPr>
+        <w:t>Microsoft Build</w:t>
+      </w:r>
+      <w:r>
+        <w:rPr>
+          <w:rFonts w:ascii="Google Sans" w:eastAsia="EB Garamond" w:hAnsi="Google Sans" w:cs="EB Garamond"/>
+          <w:bCs/>
+          <w:color w:val="000000" w:themeColor="text1"/>
+          <w:sz w:val="20"/>
+          <w:szCs w:val="20"/>
+        </w:rPr>
+        <w:t>,</w:t>
+      </w:r>
+      <w:r>
+        <w:rPr>
+          <w:rFonts w:ascii="Google Sans" w:eastAsia="EB Garamond" w:hAnsi="Google Sans" w:cs="EB Garamond"/>
+          <w:bCs/>
+          <w:color w:val="000000" w:themeColor="text1"/>
+          <w:sz w:val="20"/>
+          <w:szCs w:val="20"/>
+        </w:rPr>
+        <w:t xml:space="preserve"> </w:t>
+      </w:r>
+      <w:r>
+        <w:rPr>
+          <w:rFonts w:ascii="Google Sans" w:eastAsia="EB Garamond" w:hAnsi="Google Sans" w:cs="EB Garamond"/>
+          <w:bCs/>
+          <w:color w:val="000000" w:themeColor="text1"/>
+          <w:sz w:val="20"/>
+          <w:szCs w:val="20"/>
+        </w:rPr>
+        <w:t>GitHub</w:t>
+      </w:r>
+      <w:r>
+        <w:rPr>
+          <w:rFonts w:ascii="Google Sans" w:eastAsia="EB Garamond" w:hAnsi="Google Sans" w:cs="EB Garamond"/>
+          <w:bCs/>
+          <w:color w:val="000000" w:themeColor="text1"/>
+          <w:sz w:val="20"/>
+          <w:szCs w:val="20"/>
+        </w:rPr>
+        <w:t xml:space="preserve"> </w:t>
+      </w:r>
+      <w:r>
+        <w:rPr>
+          <w:rFonts w:ascii="Google Sans" w:eastAsia="EB Garamond" w:hAnsi="Google Sans" w:cs="EB Garamond"/>
+          <w:bCs/>
+          <w:color w:val="000000" w:themeColor="text1"/>
+          <w:sz w:val="20"/>
+          <w:szCs w:val="20"/>
+        </w:rPr>
+        <w:t>Universe,</w:t>
+      </w:r>
+      <w:r>
+        <w:rPr>
+          <w:rFonts w:ascii="Google Sans" w:eastAsia="EB Garamond" w:hAnsi="Google Sans" w:cs="EB Garamond"/>
+          <w:bCs/>
+          <w:color w:val="000000" w:themeColor="text1"/>
+          <w:sz w:val="20"/>
+          <w:szCs w:val="20"/>
+        </w:rPr>
+        <w:t xml:space="preserve"> </w:t>
+      </w:r>
+      <w:r>
+        <w:rPr>
+          <w:rFonts w:ascii="Google Sans" w:eastAsia="EB Garamond" w:hAnsi="Google Sans" w:cs="EB Garamond"/>
+          <w:bCs/>
+          <w:color w:val="000000" w:themeColor="text1"/>
+          <w:sz w:val="20"/>
+          <w:szCs w:val="20"/>
+        </w:rPr>
+        <w:t>AWS re: Invent,</w:t>
+      </w:r>
+      <w:r>
+        <w:rPr>
+          <w:rFonts w:ascii="Google Sans" w:eastAsia="EB Garamond" w:hAnsi="Google Sans" w:cs="EB Garamond"/>
+          <w:bCs/>
+          <w:color w:val="000000" w:themeColor="text1"/>
+          <w:sz w:val="20"/>
+          <w:szCs w:val="20"/>
+        </w:rPr>
+        <w:t xml:space="preserve"> </w:t>
+      </w:r>
+      <w:r>
+        <w:rPr>
+          <w:rFonts w:ascii="Google Sans" w:eastAsia="EB Garamond" w:hAnsi="Google Sans" w:cs="EB Garamond"/>
+          <w:bCs/>
+          <w:color w:val="000000" w:themeColor="text1"/>
+          <w:sz w:val="20"/>
+          <w:szCs w:val="20"/>
+        </w:rPr>
+        <w:t>Apple WW</w:t>
       </w:r>
       <w:r>
         <w:rPr>
@@ -6649,7 +6747,7 @@
           <w:sz w:val="20"/>
           <w:szCs w:val="20"/>
         </w:rPr>
-        <w:t>C, Samsung SDC, CES,</w:t>
+        <w:t>C, Samsung SDC,</w:t>
       </w:r>
       <w:r>
         <w:rPr>
@@ -6669,6 +6767,26 @@
           <w:sz w:val="20"/>
           <w:szCs w:val="20"/>
         </w:rPr>
+        <w:t>CES,</w:t>
+      </w:r>
+      <w:r>
+        <w:rPr>
+          <w:rFonts w:ascii="Google Sans" w:eastAsia="EB Garamond" w:hAnsi="Google Sans" w:cs="EB Garamond"/>
+          <w:bCs/>
+          <w:color w:val="000000" w:themeColor="text1"/>
+          <w:sz w:val="20"/>
+          <w:szCs w:val="20"/>
+        </w:rPr>
+        <w:t xml:space="preserve"> </w:t>
+      </w:r>
+      <w:r>
+        <w:rPr>
+          <w:rFonts w:ascii="Google Sans" w:eastAsia="EB Garamond" w:hAnsi="Google Sans" w:cs="EB Garamond"/>
+          <w:bCs/>
+          <w:color w:val="000000" w:themeColor="text1"/>
+          <w:sz w:val="20"/>
+          <w:szCs w:val="20"/>
+        </w:rPr>
         <w:t>Snowflake</w:t>
       </w:r>
       <w:r>
@@ -6679,7 +6797,27 @@
           <w:sz w:val="20"/>
           <w:szCs w:val="20"/>
         </w:rPr>
-        <w:t xml:space="preserve"> Summit, Databricks Data + AI Summit, </w:t>
+        <w:t xml:space="preserve"> Summit,</w:t>
+      </w:r>
+      <w:r>
+        <w:rPr>
+          <w:rFonts w:ascii="Google Sans" w:eastAsia="EB Garamond" w:hAnsi="Google Sans" w:cs="EB Garamond"/>
+          <w:bCs/>
+          <w:color w:val="000000" w:themeColor="text1"/>
+          <w:sz w:val="20"/>
+          <w:szCs w:val="20"/>
+        </w:rPr>
+        <w:t xml:space="preserve"> </w:t>
+      </w:r>
+      <w:r>
+        <w:rPr>
+          <w:rFonts w:ascii="Google Sans" w:eastAsia="EB Garamond" w:hAnsi="Google Sans" w:cs="EB Garamond"/>
+          <w:bCs/>
+          <w:color w:val="000000" w:themeColor="text1"/>
+          <w:sz w:val="20"/>
+          <w:szCs w:val="20"/>
+        </w:rPr>
+        <w:t xml:space="preserve">Databricks Data + AI Summit, </w:t>
       </w:r>
       <w:r>
         <w:rPr>
@@ -7495,19 +7633,7 @@
           <w:sz w:val="20"/>
           <w:szCs w:val="20"/>
         </w:rPr>
-        <w:t xml:space="preserve"> |</w:t>
-      </w:r>
-      <w:r>
-        <w:rPr>
-          <w:rStyle w:val="Emphasis"/>
-          <w:rFonts w:ascii="Google Sans Medium" w:eastAsia="EB Garamond" w:hAnsi="Google Sans Medium"/>
-          <w:i w:val="0"/>
-          <w:iCs w:val="0"/>
-          <w:color w:val="000000" w:themeColor="text1"/>
-          <w:sz w:val="20"/>
-          <w:szCs w:val="20"/>
-        </w:rPr>
-        <w:t xml:space="preserve"> </w:t>
+        <w:t xml:space="preserve"> | </w:t>
       </w:r>
       <w:hyperlink r:id="rId21" w:history="1">
         <w:r>

--- a/PDF/Kirankumar_Yadav.docx
+++ b/PDF/Kirankumar_Yadav.docx
@@ -165,8 +165,18 @@
             <w:rFonts w:ascii="Google Sans Medium" w:eastAsia="EB Garamond" w:hAnsi="Google Sans Medium" w:cs="EB Garamond"/>
             <w:bCs/>
           </w:rPr>
-          <w:t>linkedin.com/in/iamkirankumaryadav</w:t>
+          <w:t>linkedin.com/in/</w:t>
         </w:r>
+        <w:proofErr w:type="spellStart"/>
+        <w:r>
+          <w:rPr>
+            <w:rStyle w:val="Hyperlink"/>
+            <w:rFonts w:ascii="Google Sans Medium" w:eastAsia="EB Garamond" w:hAnsi="Google Sans Medium" w:cs="EB Garamond"/>
+            <w:bCs/>
+          </w:rPr>
+          <w:t>iamkirankumaryadav</w:t>
+        </w:r>
+        <w:proofErr w:type="spellEnd"/>
       </w:hyperlink>
       <w:r>
         <w:rPr>
@@ -1430,8 +1440,20 @@
           <w:sz w:val="20"/>
           <w:szCs w:val="20"/>
         </w:rPr>
-        <w:t xml:space="preserve"> Rovo</w:t>
-      </w:r>
+        <w:t xml:space="preserve"> </w:t>
+      </w:r>
+      <w:proofErr w:type="spellStart"/>
+      <w:r>
+        <w:rPr>
+          <w:rFonts w:ascii="Google Sans" w:eastAsia="EB Garamond" w:hAnsi="Google Sans" w:cs="EB Garamond"/>
+          <w:bCs/>
+          <w:color w:val="000000" w:themeColor="text1"/>
+          <w:sz w:val="20"/>
+          <w:szCs w:val="20"/>
+        </w:rPr>
+        <w:t>Rovo</w:t>
+      </w:r>
+      <w:proofErr w:type="spellEnd"/>
       <w:r>
         <w:rPr>
           <w:rFonts w:ascii="Google Sans" w:eastAsia="EB Garamond" w:hAnsi="Google Sans" w:cs="EB Garamond"/>
@@ -7531,11 +7553,8 @@
         <w:spacing w:line="276" w:lineRule="auto"/>
         <w:jc w:val="both"/>
         <w:rPr>
-          <w:rStyle w:val="Emphasis"/>
-          <w:rFonts w:ascii="Google Sans Medium" w:eastAsia="EB Garamond" w:hAnsi="Google Sans Medium" w:cs="EB Garamond"/>
-          <w:bCs/>
-          <w:i w:val="0"/>
-          <w:iCs w:val="0"/>
+          <w:rFonts w:ascii="Google Sans Medium" w:eastAsia="EB Garamond" w:hAnsi="Google Sans Medium" w:cs="EB Garamond"/>
+          <w:bCs/>
           <w:color w:val="000000" w:themeColor="text1"/>
           <w:sz w:val="20"/>
           <w:szCs w:val="20"/>
@@ -7616,6 +7635,42 @@
         <w:r>
           <w:rPr>
             <w:rStyle w:val="Hyperlink"/>
+            <w:rFonts w:ascii="Google Sans Medium" w:hAnsi="Google Sans Medium"/>
+            <w:sz w:val="20"/>
+            <w:szCs w:val="20"/>
+          </w:rPr>
+          <w:t>Google DeepMind Gemini for Developers Specialization</w:t>
+        </w:r>
+      </w:hyperlink>
+    </w:p>
+    <w:p>
+      <w:pPr>
+        <w:pStyle w:val="ListParagraph"/>
+        <w:numPr>
+          <w:ilvl w:val="0"/>
+          <w:numId w:val="11"/>
+        </w:numPr>
+        <w:tabs>
+          <w:tab w:val="left" w:pos="1134"/>
+          <w:tab w:val="right" w:pos="10503"/>
+        </w:tabs>
+        <w:spacing w:line="276" w:lineRule="auto"/>
+        <w:jc w:val="both"/>
+        <w:rPr>
+          <w:rStyle w:val="Emphasis"/>
+          <w:rFonts w:ascii="Google Sans Medium" w:eastAsia="EB Garamond" w:hAnsi="Google Sans Medium" w:cs="EB Garamond"/>
+          <w:bCs/>
+          <w:i w:val="0"/>
+          <w:iCs w:val="0"/>
+          <w:color w:val="000000" w:themeColor="text1"/>
+          <w:sz w:val="20"/>
+          <w:szCs w:val="20"/>
+        </w:rPr>
+      </w:pPr>
+      <w:hyperlink r:id="rId21" w:history="1">
+        <w:r>
+          <w:rPr>
+            <w:rStyle w:val="Hyperlink"/>
             <w:rFonts w:ascii="Google Sans Medium" w:eastAsia="EB Garamond" w:hAnsi="Google Sans Medium"/>
             <w:sz w:val="20"/>
             <w:szCs w:val="20"/>
@@ -7635,7 +7690,7 @@
         </w:rPr>
         <w:t xml:space="preserve"> | </w:t>
       </w:r>
-      <w:hyperlink r:id="rId21" w:history="1">
+      <w:hyperlink r:id="rId22" w:history="1">
         <w:r>
           <w:rPr>
             <w:rStyle w:val="Hyperlink"/>
@@ -7671,7 +7726,7 @@
           <w:szCs w:val="20"/>
         </w:rPr>
       </w:pPr>
-      <w:hyperlink r:id="rId22" w:history="1">
+      <w:hyperlink r:id="rId23" w:history="1">
         <w:r>
           <w:rPr>
             <w:rStyle w:val="Hyperlink"/>
@@ -7706,7 +7761,7 @@
         </w:rPr>
         <w:t xml:space="preserve"> </w:t>
       </w:r>
-      <w:hyperlink r:id="rId23" w:history="1">
+      <w:hyperlink r:id="rId24" w:history="1">
         <w:r>
           <w:rPr>
             <w:rStyle w:val="Hyperlink"/>
@@ -7763,7 +7818,7 @@
         </w:rPr>
         <w:t xml:space="preserve">Anthropic: </w:t>
       </w:r>
-      <w:hyperlink r:id="rId24" w:history="1">
+      <w:hyperlink r:id="rId25" w:history="1">
         <w:r>
           <w:rPr>
             <w:rStyle w:val="Hyperlink"/>
@@ -7786,7 +7841,7 @@
         </w:rPr>
         <w:t xml:space="preserve"> | </w:t>
       </w:r>
-      <w:hyperlink r:id="rId25" w:history="1">
+      <w:hyperlink r:id="rId26" w:history="1">
         <w:r>
           <w:rPr>
             <w:rStyle w:val="Hyperlink"/>
@@ -7809,7 +7864,7 @@
         </w:rPr>
         <w:t xml:space="preserve"> | </w:t>
       </w:r>
-      <w:hyperlink r:id="rId26" w:history="1">
+      <w:hyperlink r:id="rId27" w:history="1">
         <w:r>
           <w:rPr>
             <w:rStyle w:val="Hyperlink"/>
@@ -7832,7 +7887,7 @@
         </w:rPr>
         <w:t xml:space="preserve"> | </w:t>
       </w:r>
-      <w:hyperlink r:id="rId27" w:history="1">
+      <w:hyperlink r:id="rId28" w:history="1">
         <w:r>
           <w:rPr>
             <w:rStyle w:val="Hyperlink"/>
@@ -7855,7 +7910,7 @@
         </w:rPr>
         <w:t xml:space="preserve"> | </w:t>
       </w:r>
-      <w:hyperlink r:id="rId28" w:history="1">
+      <w:hyperlink r:id="rId29" w:history="1">
         <w:r>
           <w:rPr>
             <w:rStyle w:val="Hyperlink"/>
@@ -7878,7 +7933,7 @@
         </w:rPr>
         <w:t xml:space="preserve"> | </w:t>
       </w:r>
-      <w:hyperlink r:id="rId29" w:history="1">
+      <w:hyperlink r:id="rId30" w:history="1">
         <w:r>
           <w:rPr>
             <w:rStyle w:val="Hyperlink"/>
@@ -7914,7 +7969,7 @@
           <w:szCs w:val="20"/>
         </w:rPr>
       </w:pPr>
-      <w:hyperlink r:id="rId30" w:history="1">
+      <w:hyperlink r:id="rId31" w:history="1">
         <w:r>
           <w:rPr>
             <w:rStyle w:val="Hyperlink"/>
@@ -9924,7 +9979,6 @@
   <w:style w:type="character" w:default="1" w:styleId="DefaultParagraphFont">
     <w:name w:val="Default Paragraph Font"/>
     <w:uiPriority w:val="1"/>
-    <w:semiHidden/>
     <w:unhideWhenUsed/>
   </w:style>
   <w:style w:type="table" w:default="1" w:styleId="TableNormal">

--- a/PDF/Kirankumar_Yadav.docx
+++ b/PDF/Kirankumar_Yadav.docx
@@ -7895,7 +7895,7 @@
             <w:sz w:val="20"/>
             <w:szCs w:val="20"/>
           </w:rPr>
-          <w:t>Claude Agent Skills</w:t>
+          <w:t>Agent Skills</w:t>
         </w:r>
       </w:hyperlink>
       <w:r>
@@ -7918,7 +7918,7 @@
             <w:sz w:val="20"/>
             <w:szCs w:val="20"/>
           </w:rPr>
-          <w:t>Claude Subagents</w:t>
+          <w:t>Subagents</w:t>
         </w:r>
       </w:hyperlink>
       <w:r>
@@ -7941,7 +7941,53 @@
             <w:sz w:val="20"/>
             <w:szCs w:val="20"/>
           </w:rPr>
-          <w:t>Claude MCP</w:t>
+          <w:t>MCP</w:t>
+        </w:r>
+      </w:hyperlink>
+      <w:r>
+        <w:rPr>
+          <w:rFonts w:ascii="Google Sans Medium" w:hAnsi="Google Sans Medium"/>
+          <w:sz w:val="20"/>
+          <w:szCs w:val="20"/>
+        </w:rPr>
+        <w:t xml:space="preserve"> | </w:t>
+      </w:r>
+      <w:hyperlink r:id="rId31" w:history="1">
+        <w:r>
+          <w:rPr>
+            <w:rStyle w:val="Hyperlink"/>
+            <w:rFonts w:ascii="Google Sans Medium" w:hAnsi="Google Sans Medium"/>
+            <w:sz w:val="20"/>
+            <w:szCs w:val="20"/>
+          </w:rPr>
+          <w:t>AI Fluency</w:t>
+        </w:r>
+      </w:hyperlink>
+      <w:r>
+        <w:rPr>
+          <w:rFonts w:ascii="Google Sans Medium" w:hAnsi="Google Sans Medium"/>
+          <w:sz w:val="20"/>
+          <w:szCs w:val="20"/>
+        </w:rPr>
+        <w:t xml:space="preserve"> </w:t>
+      </w:r>
+      <w:r>
+        <w:rPr>
+          <w:rFonts w:ascii="Google Sans Medium" w:hAnsi="Google Sans Medium"/>
+          <w:sz w:val="20"/>
+          <w:szCs w:val="20"/>
+        </w:rPr>
+        <w:t xml:space="preserve">| </w:t>
+      </w:r>
+      <w:hyperlink r:id="rId32" w:history="1">
+        <w:r>
+          <w:rPr>
+            <w:rStyle w:val="Hyperlink"/>
+            <w:rFonts w:ascii="Google Sans Medium" w:hAnsi="Google Sans Medium"/>
+            <w:sz w:val="20"/>
+            <w:szCs w:val="20"/>
+          </w:rPr>
+          <w:t>Platform</w:t>
         </w:r>
       </w:hyperlink>
     </w:p>
@@ -7969,7 +8015,7 @@
           <w:szCs w:val="20"/>
         </w:rPr>
       </w:pPr>
-      <w:hyperlink r:id="rId31" w:history="1">
+      <w:hyperlink r:id="rId33" w:history="1">
         <w:r>
           <w:rPr>
             <w:rStyle w:val="Hyperlink"/>
@@ -9979,6 +10025,7 @@
   <w:style w:type="character" w:default="1" w:styleId="DefaultParagraphFont">
     <w:name w:val="Default Paragraph Font"/>
     <w:uiPriority w:val="1"/>
+    <w:semiHidden/>
     <w:unhideWhenUsed/>
   </w:style>
   <w:style w:type="table" w:default="1" w:styleId="TableNormal">
